--- a/Fase 1/Evidencias Grupales/1.5_GuiaEstudiante_Fase 1_definición Proyecto APT.docx
+++ b/Fase 1/Evidencias Grupales/1.5_GuiaEstudiante_Fase 1_definición Proyecto APT.docx
@@ -19,7 +19,7 @@
               <wp:anchor allowOverlap="1" behindDoc="0" distB="0" distT="0" distL="114300" distR="114300" hidden="0" layoutInCell="1" locked="0" relativeHeight="0" simplePos="0">
                 <wp:simplePos x="0" y="0"/>
                 <wp:positionH relativeFrom="column">
-                  <wp:posOffset>-435398</wp:posOffset>
+                  <wp:posOffset>-435397</wp:posOffset>
                 </wp:positionH>
                 <wp:positionV relativeFrom="paragraph">
                   <wp:posOffset>33444</wp:posOffset>
@@ -27,7 +27,7 @@
                 <wp:extent cx="6580505" cy="1486535"/>
                 <wp:effectExtent b="0" l="0" r="0" t="0"/>
                 <wp:wrapNone/>
-                <wp:docPr id="48" name=""/>
+                <wp:docPr id="50" name=""/>
                 <a:graphic>
                   <a:graphicData uri="http://schemas.microsoft.com/office/word/2010/wordprocessingGroup">
                     <wpg:wgp>
@@ -46,8 +46,8 @@
                           <a:xfrm>
                             <a:off x="2055748" y="3036733"/>
                             <a:ext cx="6580505" cy="1486535"/>
-                            <a:chOff x="0" y="0"/>
-                            <a:chExt cx="5903463" cy="1486894"/>
+                            <a:chOff x="2055725" y="3036725"/>
+                            <a:chExt cx="6580550" cy="1486550"/>
                           </a:xfrm>
                         </wpg:grpSpPr>
                         <wps:wsp>
@@ -55,8 +55,8 @@
                           <wps:cNvPr id="3" name="Shape 3"/>
                           <wps:spPr>
                             <a:xfrm>
-                              <a:off x="0" y="0"/>
-                              <a:ext cx="5903450" cy="1486875"/>
+                              <a:off x="2055725" y="3036725"/>
+                              <a:ext cx="6580550" cy="1486550"/>
                             </a:xfrm>
                             <a:prstGeom prst="rect">
                               <a:avLst/>
@@ -82,138 +82,181 @@
                             <a:noAutofit/>
                           </wps:bodyPr>
                         </wps:wsp>
-                        <wps:wsp>
-                          <wps:cNvSpPr/>
-                          <wps:cNvPr id="4" name="Shape 4"/>
-                          <wps:spPr>
+                        <wpg:grpSp>
+                          <wpg:cNvGrpSpPr/>
+                          <wpg:grpSpPr>
                             <a:xfrm>
-                              <a:off x="1024758" y="239160"/>
-                              <a:ext cx="4878705" cy="1236313"/>
+                              <a:off x="2055748" y="3036733"/>
+                              <a:ext cx="6580505" cy="1486535"/>
+                              <a:chOff x="0" y="0"/>
+                              <a:chExt cx="5903463" cy="1486894"/>
                             </a:xfrm>
-                            <a:prstGeom prst="rect">
-                              <a:avLst/>
-                            </a:prstGeom>
-                            <a:noFill/>
-                            <a:ln>
+                          </wpg:grpSpPr>
+                          <wps:wsp>
+                            <wps:cNvSpPr/>
+                            <wps:cNvPr id="5" name="Shape 5"/>
+                            <wps:spPr>
+                              <a:xfrm>
+                                <a:off x="0" y="0"/>
+                                <a:ext cx="5903450" cy="1486875"/>
+                              </a:xfrm>
+                              <a:prstGeom prst="rect">
+                                <a:avLst/>
+                              </a:prstGeom>
                               <a:noFill/>
-                            </a:ln>
-                          </wps:spPr>
-                          <wps:txbx>
-                            <w:txbxContent>
-                              <w:p>
-                                <w:pPr>
-                                  <w:spacing w:after="0" w:before="0" w:line="240"/>
-                                  <w:ind w:left="0" w:right="0" w:firstLine="0"/>
-                                  <w:jc w:val="left"/>
-                                  <w:textDirection w:val="btLr"/>
-                                </w:pPr>
-                              </w:p>
-                              <w:p>
-                                <w:pPr>
-                                  <w:spacing w:after="0" w:before="0" w:line="240"/>
-                                  <w:ind w:left="0" w:right="0" w:firstLine="0"/>
-                                  <w:jc w:val="left"/>
-                                  <w:textDirection w:val="btLr"/>
-                                </w:pPr>
-                                <w:r>
-                                  <w:rPr>
-                                    <w:rFonts w:ascii="Calibri" w:cs="Calibri" w:eastAsia="Calibri" w:hAnsi="Calibri"/>
-                                    <w:b w:val="1"/>
-                                    <w:i w:val="0"/>
-                                    <w:smallCaps w:val="0"/>
-                                    <w:strike w:val="0"/>
-                                    <w:color w:val="ff0000"/>
-                                    <w:sz w:val="48"/>
-                                    <w:vertAlign w:val="baseline"/>
-                                  </w:rPr>
-                                </w:r>
-                                <w:r>
-                                  <w:rPr>
-                                    <w:rFonts w:ascii="Calibri" w:cs="Calibri" w:eastAsia="Calibri" w:hAnsi="Calibri"/>
-                                    <w:b w:val="1"/>
-                                    <w:i w:val="0"/>
-                                    <w:smallCaps w:val="0"/>
-                                    <w:strike w:val="0"/>
-                                    <w:color w:val="1f3864"/>
-                                    <w:sz w:val="48"/>
-                                    <w:vertAlign w:val="baseline"/>
-                                  </w:rPr>
-                                  <w:t xml:space="preserve">Guía1. Definición Proyecto APT </w:t>
-                                </w:r>
-                              </w:p>
-                              <w:p>
-                                <w:pPr>
-                                  <w:spacing w:after="0" w:before="0" w:line="240"/>
-                                  <w:ind w:left="0" w:right="0" w:firstLine="0"/>
-                                  <w:jc w:val="left"/>
-                                  <w:textDirection w:val="btLr"/>
-                                </w:pPr>
-                                <w:r>
-                                  <w:rPr>
-                                    <w:rFonts w:ascii="Calibri" w:cs="Calibri" w:eastAsia="Calibri" w:hAnsi="Calibri"/>
-                                    <w:b w:val="1"/>
-                                    <w:i w:val="0"/>
-                                    <w:smallCaps w:val="0"/>
-                                    <w:strike w:val="0"/>
-                                    <w:color w:val="1f3864"/>
-                                    <w:sz w:val="48"/>
-                                    <w:vertAlign w:val="baseline"/>
-                                  </w:rPr>
-                                </w:r>
-                                <w:r>
-                                  <w:rPr>
-                                    <w:rFonts w:ascii="Calibri" w:cs="Calibri" w:eastAsia="Calibri" w:hAnsi="Calibri"/>
-                                    <w:b w:val="1"/>
-                                    <w:i w:val="0"/>
-                                    <w:smallCaps w:val="0"/>
-                                    <w:strike w:val="0"/>
-                                    <w:color w:val="1f3864"/>
-                                    <w:sz w:val="48"/>
-                                    <w:vertAlign w:val="baseline"/>
-                                  </w:rPr>
-                                  <w:t xml:space="preserve">Asignatura Capstone</w:t>
-                                </w:r>
-                              </w:p>
-                            </w:txbxContent>
-                          </wps:txbx>
-                          <wps:bodyPr anchorCtr="0" anchor="t" bIns="45700" lIns="91425" spcFirstLastPara="1" rIns="91425" wrap="square" tIns="45700">
-                            <a:noAutofit/>
-                          </wps:bodyPr>
-                        </wps:wsp>
-                        <wps:wsp>
-                          <wps:cNvSpPr/>
-                          <wps:cNvPr id="5" name="Shape 5"/>
-                          <wps:spPr>
-                            <a:xfrm>
-                              <a:off x="0" y="0"/>
-                              <a:ext cx="993140" cy="1486894"/>
-                            </a:xfrm>
-                            <a:prstGeom prst="rect">
-                              <a:avLst/>
-                            </a:prstGeom>
-                            <a:solidFill>
-                              <a:srgbClr val="1F3864"/>
-                            </a:solidFill>
-                            <a:ln>
+                              <a:ln>
+                                <a:noFill/>
+                              </a:ln>
+                            </wps:spPr>
+                            <wps:txbx>
+                              <w:txbxContent>
+                                <w:p>
+                                  <w:pPr>
+                                    <w:spacing w:after="0" w:before="0" w:line="240"/>
+                                    <w:ind w:left="0" w:right="0" w:firstLine="0"/>
+                                    <w:jc w:val="left"/>
+                                    <w:textDirection w:val="btLr"/>
+                                  </w:pPr>
+                                </w:p>
+                              </w:txbxContent>
+                            </wps:txbx>
+                            <wps:bodyPr anchorCtr="0" anchor="ctr" bIns="91425" lIns="91425" spcFirstLastPara="1" rIns="91425" wrap="square" tIns="91425">
+                              <a:noAutofit/>
+                            </wps:bodyPr>
+                          </wps:wsp>
+                          <wps:wsp>
+                            <wps:cNvSpPr/>
+                            <wps:cNvPr id="6" name="Shape 6"/>
+                            <wps:spPr>
+                              <a:xfrm>
+                                <a:off x="1024758" y="239160"/>
+                                <a:ext cx="4878705" cy="1236313"/>
+                              </a:xfrm>
+                              <a:prstGeom prst="rect">
+                                <a:avLst/>
+                              </a:prstGeom>
                               <a:noFill/>
-                            </a:ln>
-                          </wps:spPr>
-                          <wps:txbx>
-                            <w:txbxContent>
-                              <w:p>
-                                <w:pPr>
-                                  <w:spacing w:after="0" w:before="0" w:line="240"/>
-                                  <w:ind w:left="0" w:right="0" w:firstLine="0"/>
-                                  <w:jc w:val="left"/>
-                                  <w:textDirection w:val="btLr"/>
-                                </w:pPr>
-                              </w:p>
-                            </w:txbxContent>
-                          </wps:txbx>
-                          <wps:bodyPr anchorCtr="0" anchor="ctr" bIns="91425" lIns="91425" spcFirstLastPara="1" rIns="91425" wrap="square" tIns="91425">
-                            <a:noAutofit/>
-                          </wps:bodyPr>
-                        </wps:wsp>
+                              <a:ln>
+                                <a:noFill/>
+                              </a:ln>
+                            </wps:spPr>
+                            <wps:txbx>
+                              <w:txbxContent>
+                                <w:p>
+                                  <w:pPr>
+                                    <w:spacing w:after="0" w:before="0" w:line="240"/>
+                                    <w:ind w:left="0" w:right="0" w:firstLine="0"/>
+                                    <w:jc w:val="left"/>
+                                    <w:textDirection w:val="btLr"/>
+                                  </w:pPr>
+                                </w:p>
+                                <w:p>
+                                  <w:pPr>
+                                    <w:spacing w:after="0" w:before="0" w:line="240"/>
+                                    <w:ind w:left="0" w:right="0" w:firstLine="0"/>
+                                    <w:jc w:val="left"/>
+                                    <w:textDirection w:val="btLr"/>
+                                  </w:pPr>
+                                  <w:r>
+                                    <w:rPr>
+                                      <w:rFonts w:ascii="Arial" w:cs="Arial" w:eastAsia="Arial" w:hAnsi="Arial"/>
+                                      <w:b w:val="0"/>
+                                      <w:i w:val="0"/>
+                                      <w:smallCaps w:val="0"/>
+                                      <w:strike w:val="0"/>
+                                      <w:color w:val="000000"/>
+                                      <w:sz w:val="28"/>
+                                      <w:vertAlign w:val="baseline"/>
+                                    </w:rPr>
+                                  </w:r>
+                                  <w:r>
+                                    <w:rPr>
+                                      <w:rFonts w:ascii="Calibri" w:cs="Calibri" w:eastAsia="Calibri" w:hAnsi="Calibri"/>
+                                      <w:b w:val="1"/>
+                                      <w:i w:val="0"/>
+                                      <w:smallCaps w:val="0"/>
+                                      <w:strike w:val="0"/>
+                                      <w:color w:val="1f3864"/>
+                                      <w:sz w:val="48"/>
+                                      <w:vertAlign w:val="baseline"/>
+                                    </w:rPr>
+                                    <w:t xml:space="preserve">Guía1. Definición Proyecto APT </w:t>
+                                  </w:r>
+                                </w:p>
+                                <w:p>
+                                  <w:pPr>
+                                    <w:spacing w:after="0" w:before="0" w:line="240"/>
+                                    <w:ind w:left="0" w:right="0" w:firstLine="0"/>
+                                    <w:jc w:val="left"/>
+                                    <w:textDirection w:val="btLr"/>
+                                  </w:pPr>
+                                  <w:r>
+                                    <w:rPr>
+                                      <w:rFonts w:ascii="Calibri" w:cs="Calibri" w:eastAsia="Calibri" w:hAnsi="Calibri"/>
+                                      <w:b w:val="1"/>
+                                      <w:i w:val="0"/>
+                                      <w:smallCaps w:val="0"/>
+                                      <w:strike w:val="0"/>
+                                      <w:color w:val="1f3864"/>
+                                      <w:sz w:val="48"/>
+                                      <w:vertAlign w:val="baseline"/>
+                                    </w:rPr>
+                                  </w:r>
+                                  <w:r>
+                                    <w:rPr>
+                                      <w:rFonts w:ascii="Calibri" w:cs="Calibri" w:eastAsia="Calibri" w:hAnsi="Calibri"/>
+                                      <w:b w:val="1"/>
+                                      <w:i w:val="0"/>
+                                      <w:smallCaps w:val="0"/>
+                                      <w:strike w:val="0"/>
+                                      <w:color w:val="1f3864"/>
+                                      <w:sz w:val="48"/>
+                                      <w:vertAlign w:val="baseline"/>
+                                    </w:rPr>
+                                    <w:t xml:space="preserve">Asignatura Capstone</w:t>
+                                  </w:r>
+                                </w:p>
+                              </w:txbxContent>
+                            </wps:txbx>
+                            <wps:bodyPr anchorCtr="0" anchor="t" bIns="45700" lIns="91425" spcFirstLastPara="1" rIns="91425" wrap="square" tIns="45700">
+                              <a:noAutofit/>
+                            </wps:bodyPr>
+                          </wps:wsp>
+                          <wps:wsp>
+                            <wps:cNvSpPr/>
+                            <wps:cNvPr id="7" name="Shape 7"/>
+                            <wps:spPr>
+                              <a:xfrm>
+                                <a:off x="0" y="0"/>
+                                <a:ext cx="993140" cy="1486894"/>
+                              </a:xfrm>
+                              <a:prstGeom prst="rect">
+                                <a:avLst/>
+                              </a:prstGeom>
+                              <a:solidFill>
+                                <a:srgbClr val="1F3864"/>
+                              </a:solidFill>
+                              <a:ln>
+                                <a:noFill/>
+                              </a:ln>
+                            </wps:spPr>
+                            <wps:txbx>
+                              <w:txbxContent>
+                                <w:p>
+                                  <w:pPr>
+                                    <w:spacing w:after="0" w:before="0" w:line="240"/>
+                                    <w:ind w:left="0" w:right="0" w:firstLine="0"/>
+                                    <w:jc w:val="left"/>
+                                    <w:textDirection w:val="btLr"/>
+                                  </w:pPr>
+                                </w:p>
+                              </w:txbxContent>
+                            </wps:txbx>
+                            <wps:bodyPr anchorCtr="0" anchor="ctr" bIns="91425" lIns="91425" spcFirstLastPara="1" rIns="91425" wrap="square" tIns="91425">
+                              <a:noAutofit/>
+                            </wps:bodyPr>
+                          </wps:wsp>
+                        </wpg:grpSp>
                       </wpg:grpSp>
                     </wpg:wgp>
                   </a:graphicData>
@@ -226,7 +269,7 @@
               <wp:anchor allowOverlap="1" behindDoc="0" distB="0" distT="0" distL="114300" distR="114300" hidden="0" layoutInCell="1" locked="0" relativeHeight="0" simplePos="0">
                 <wp:simplePos x="0" y="0"/>
                 <wp:positionH relativeFrom="column">
-                  <wp:posOffset>-435398</wp:posOffset>
+                  <wp:posOffset>-435397</wp:posOffset>
                 </wp:positionH>
                 <wp:positionV relativeFrom="paragraph">
                   <wp:posOffset>33444</wp:posOffset>
@@ -234,7 +277,7 @@
                 <wp:extent cx="6580505" cy="1486535"/>
                 <wp:effectExtent b="0" l="0" r="0" t="0"/>
                 <wp:wrapNone/>
-                <wp:docPr id="48" name="image2.png"/>
+                <wp:docPr id="50" name="image2.png"/>
                 <a:graphic>
                   <a:graphicData uri="http://schemas.openxmlformats.org/drawingml/2006/picture">
                     <pic:pic>
@@ -387,6 +430,11 @@
         </w:rPr>
         <w:t xml:space="preserve">PARTE I</w:t>
       </w:r>
+      <w:r>
+        <w:rPr>
+          <w:rtl w:val="0"/>
+        </w:rPr>
+      </w:r>
     </w:p>
     <w:tbl>
       <w:tblPr>
@@ -463,7 +511,6 @@
             <w:pPr>
               <w:keepNext w:val="0"/>
               <w:keepLines w:val="0"/>
-              <w:pageBreakBefore w:val="0"/>
               <w:widowControl w:val="1"/>
               <w:pBdr>
                 <w:top w:space="0" w:sz="0" w:val="nil"/>
@@ -788,11 +835,6 @@
               </w:rPr>
               <w:t xml:space="preserve">Instituto Duoc UC mall plaza norte</w:t>
             </w:r>
-            <w:r>
-              <w:rPr>
-                <w:rtl w:val="0"/>
-              </w:rPr>
-            </w:r>
           </w:p>
         </w:tc>
       </w:tr>
@@ -888,7 +930,6 @@
             <w:pPr>
               <w:keepNext w:val="0"/>
               <w:keepLines w:val="0"/>
-              <w:pageBreakBefore w:val="0"/>
               <w:widowControl w:val="1"/>
               <w:pBdr>
                 <w:top w:space="0" w:sz="0" w:val="nil"/>
@@ -1478,7 +1519,6 @@
             <w:pPr>
               <w:keepNext w:val="0"/>
               <w:keepLines w:val="0"/>
-              <w:pageBreakBefore w:val="0"/>
               <w:widowControl w:val="1"/>
               <w:pBdr>
                 <w:top w:space="0" w:sz="0" w:val="nil"/>
@@ -2171,6 +2211,11 @@
         </w:rPr>
         <w:t xml:space="preserve">PARTE II </w:t>
       </w:r>
+      <w:r>
+        <w:rPr>
+          <w:rtl w:val="0"/>
+        </w:rPr>
+      </w:r>
     </w:p>
     <w:tbl>
       <w:tblPr>
@@ -2247,7 +2292,6 @@
             <w:pPr>
               <w:keepNext w:val="0"/>
               <w:keepLines w:val="0"/>
-              <w:pageBreakBefore w:val="0"/>
               <w:widowControl w:val="1"/>
               <w:pBdr>
                 <w:top w:space="0" w:sz="0" w:val="nil"/>
@@ -2744,7 +2788,6 @@
             <w:pPr>
               <w:keepNext w:val="0"/>
               <w:keepLines w:val="0"/>
-              <w:pageBreakBefore w:val="0"/>
               <w:widowControl w:val="1"/>
               <w:pBdr>
                 <w:top w:space="0" w:sz="0" w:val="nil"/>
@@ -3173,1097 +3216,1478 @@
         </w:rPr>
       </w:r>
     </w:p>
-    <w:tbl>
-      <w:tblPr>
-        <w:tblStyle w:val="Table12"/>
-        <w:tblW w:w="10062.0" w:type="dxa"/>
-        <w:jc w:val="left"/>
-        <w:tblInd w:w="-714.0" w:type="dxa"/>
-        <w:tblBorders>
-          <w:top w:color="bfbfbf" w:space="0" w:sz="4" w:val="single"/>
-          <w:left w:color="bfbfbf" w:space="0" w:sz="4" w:val="single"/>
-          <w:bottom w:color="bfbfbf" w:space="0" w:sz="4" w:val="single"/>
-          <w:right w:color="bfbfbf" w:space="0" w:sz="4" w:val="single"/>
-          <w:insideH w:color="bfbfbf" w:space="0" w:sz="4" w:val="single"/>
-          <w:insideV w:color="bfbfbf" w:space="0" w:sz="4" w:val="single"/>
-        </w:tblBorders>
-        <w:tblLayout w:type="fixed"/>
-        <w:tblLook w:val="0400"/>
-      </w:tblPr>
-      <w:tblGrid>
-        <w:gridCol w:w="1843"/>
-        <w:gridCol w:w="1843"/>
-        <w:gridCol w:w="3825"/>
-        <w:gridCol w:w="2551"/>
-        <w:tblGridChange w:id="0">
+    <w:p>
+      <w:pPr>
+        <w:spacing w:after="0" w:line="360" w:lineRule="auto"/>
+        <w:jc w:val="both"/>
+        <w:rPr>
+          <w:b w:val="1"/>
+          <w:bCs w:val="1"/>
+          <w:sz w:val="24"/>
+          <w:szCs w:val="24"/>
+        </w:rPr>
+      </w:pPr>
+      <w:r>
+        <w:rPr>
+          <w:rtl w:val="0"/>
+        </w:rPr>
+      </w:r>
+    </w:p>
+    <w:p>
+      <w:pPr>
+        <w:spacing w:after="0" w:line="360" w:lineRule="auto"/>
+        <w:jc w:val="both"/>
+        <w:rPr>
+          <w:b w:val="1"/>
+          <w:bCs w:val="1"/>
+          <w:sz w:val="24"/>
+          <w:szCs w:val="24"/>
+        </w:rPr>
+      </w:pPr>
+      <w:r>
+        <w:rPr>
+          <w:rtl w:val="0"/>
+        </w:rPr>
+      </w:r>
+    </w:p>
+    <w:sdt>
+      <w:sdtPr>
+        <w:lock w:val="contentLocked"/>
+        <w:id w:val="-1758346788"/>
+        <w:tag w:val="goog_rdk_0"/>
+      </w:sdtPr>
+      <w:sdtContent>
+        <w:tbl>
+          <w:tblPr>
+            <w:tblStyle w:val="Table12"/>
+            <w:tblW w:w="9090.0" w:type="dxa"/>
+            <w:jc w:val="left"/>
+            <w:tblInd w:w="-630.0" w:type="dxa"/>
+            <w:tblBorders>
+              <w:top w:color="000000" w:space="0" w:sz="8" w:val="single"/>
+              <w:left w:color="000000" w:space="0" w:sz="8" w:val="single"/>
+              <w:bottom w:color="000000" w:space="0" w:sz="8" w:val="single"/>
+              <w:right w:color="000000" w:space="0" w:sz="8" w:val="single"/>
+              <w:insideH w:color="000000" w:space="0" w:sz="8" w:val="single"/>
+              <w:insideV w:color="000000" w:space="0" w:sz="8" w:val="single"/>
+            </w:tblBorders>
+            <w:tblLayout w:type="fixed"/>
+            <w:tblLook w:val="0600"/>
+          </w:tblPr>
           <w:tblGrid>
-            <w:gridCol w:w="1843"/>
-            <w:gridCol w:w="1843"/>
-            <w:gridCol w:w="3825"/>
-            <w:gridCol w:w="2551"/>
+            <w:gridCol w:w="2745"/>
+            <w:gridCol w:w="2115"/>
+            <w:gridCol w:w="2115"/>
+            <w:gridCol w:w="2115"/>
+            <w:tblGridChange w:id="0">
+              <w:tblGrid>
+                <w:gridCol w:w="2745"/>
+                <w:gridCol w:w="2115"/>
+                <w:gridCol w:w="2115"/>
+                <w:gridCol w:w="2115"/>
+              </w:tblGrid>
+            </w:tblGridChange>
           </w:tblGrid>
-        </w:tblGridChange>
-      </w:tblGrid>
-      <w:tr>
-        <w:trPr>
-          <w:cantSplit w:val="0"/>
-          <w:trHeight w:val="362" w:hRule="atLeast"/>
-          <w:tblHeader w:val="0"/>
-        </w:trPr>
-        <w:tc>
-          <w:tcPr>
-            <w:vAlign w:val="center"/>
-          </w:tcPr>
-          <w:p>
-            <w:pPr>
-              <w:keepNext w:val="0"/>
-              <w:keepLines w:val="0"/>
-              <w:pageBreakBefore w:val="0"/>
-              <w:widowControl w:val="1"/>
-              <w:pBdr>
-                <w:top w:space="0" w:sz="0" w:val="nil"/>
-                <w:left w:space="0" w:sz="0" w:val="nil"/>
-                <w:bottom w:space="0" w:sz="0" w:val="nil"/>
-                <w:right w:space="0" w:sz="0" w:val="nil"/>
-                <w:between w:space="0" w:sz="0" w:val="nil"/>
-              </w:pBdr>
-              <w:shd w:fill="auto" w:val="clear"/>
-              <w:tabs>
-                <w:tab w:val="center" w:leader="none" w:pos="4419"/>
-                <w:tab w:val="right" w:leader="none" w:pos="8838"/>
-              </w:tabs>
-              <w:spacing w:after="0" w:before="0" w:line="240" w:lineRule="auto"/>
-              <w:ind w:left="0" w:right="0" w:firstLine="0"/>
-              <w:jc w:val="center"/>
-              <w:rPr>
-                <w:rFonts w:ascii="Calibri" w:cs="Calibri" w:eastAsia="Calibri" w:hAnsi="Calibri"/>
-                <w:b w:val="1"/>
-                <w:bCs w:val="1"/>
-                <w:i w:val="0"/>
-                <w:iCs w:val="0"/>
-                <w:smallCaps w:val="0"/>
-                <w:strike w:val="0"/>
-                <w:color w:val="1f3864"/>
-                <w:sz w:val="22"/>
-                <w:szCs w:val="22"/>
-                <w:u w:val="none"/>
+          <w:tr>
+            <w:trPr>
+              <w:cantSplit w:val="0"/>
+              <w:tblHeader w:val="0"/>
+            </w:trPr>
+            <w:tc>
+              <w:tcPr>
                 <w:shd w:fill="auto" w:val="clear"/>
-                <w:vertAlign w:val="baseline"/>
-              </w:rPr>
-            </w:pPr>
-            <w:r>
-              <w:rPr>
-                <w:rFonts w:ascii="Calibri" w:cs="Calibri" w:eastAsia="Calibri" w:hAnsi="Calibri"/>
-                <w:b w:val="1"/>
-                <w:bCs w:val="1"/>
-                <w:i w:val="0"/>
-                <w:iCs w:val="0"/>
-                <w:smallCaps w:val="0"/>
-                <w:strike w:val="0"/>
-                <w:color w:val="1f3864"/>
-                <w:sz w:val="22"/>
-                <w:szCs w:val="22"/>
-                <w:u w:val="none"/>
+                <w:tcMar>
+                  <w:top w:w="100.0" w:type="dxa"/>
+                  <w:left w:w="100.0" w:type="dxa"/>
+                  <w:bottom w:w="100.0" w:type="dxa"/>
+                  <w:right w:w="100.0" w:type="dxa"/>
+                </w:tcMar>
+                <w:vAlign w:val="top"/>
+              </w:tcPr>
+              <w:p>
+                <w:pPr>
+                  <w:keepNext w:val="0"/>
+                  <w:keepLines w:val="0"/>
+                  <w:pageBreakBefore w:val="0"/>
+                  <w:widowControl w:val="0"/>
+                  <w:pBdr>
+                    <w:top w:space="0" w:sz="0" w:val="nil"/>
+                    <w:left w:space="0" w:sz="0" w:val="nil"/>
+                    <w:bottom w:space="0" w:sz="0" w:val="nil"/>
+                    <w:right w:space="0" w:sz="0" w:val="nil"/>
+                    <w:between w:space="0" w:sz="0" w:val="nil"/>
+                  </w:pBdr>
+                  <w:shd w:fill="auto" w:val="clear"/>
+                  <w:spacing w:after="0" w:before="0" w:line="240" w:lineRule="auto"/>
+                  <w:ind w:left="0" w:right="0" w:firstLine="0"/>
+                  <w:jc w:val="left"/>
+                  <w:rPr>
+                    <w:b w:val="1"/>
+                    <w:bCs w:val="1"/>
+                    <w:sz w:val="24"/>
+                    <w:szCs w:val="24"/>
+                  </w:rPr>
+                </w:pPr>
+                <w:r>
+                  <w:rPr>
+                    <w:b w:val="1"/>
+                    <w:bCs w:val="1"/>
+                    <w:sz w:val="24"/>
+                    <w:szCs w:val="24"/>
+                    <w:rtl w:val="0"/>
+                  </w:rPr>
+                  <w:t xml:space="preserve">Tipo de evidencia (avance o final) </w:t>
+                </w:r>
+              </w:p>
+            </w:tc>
+            <w:tc>
+              <w:tcPr>
                 <w:shd w:fill="auto" w:val="clear"/>
-                <w:vertAlign w:val="baseline"/>
-                <w:rtl w:val="0"/>
-              </w:rPr>
-              <w:t xml:space="preserve">Tipo de evidencia </w:t>
-            </w:r>
-          </w:p>
-          <w:p>
-            <w:pPr>
-              <w:keepNext w:val="0"/>
-              <w:keepLines w:val="0"/>
-              <w:pageBreakBefore w:val="0"/>
-              <w:widowControl w:val="1"/>
-              <w:pBdr>
-                <w:top w:space="0" w:sz="0" w:val="nil"/>
-                <w:left w:space="0" w:sz="0" w:val="nil"/>
-                <w:bottom w:space="0" w:sz="0" w:val="nil"/>
-                <w:right w:space="0" w:sz="0" w:val="nil"/>
-                <w:between w:space="0" w:sz="0" w:val="nil"/>
-              </w:pBdr>
-              <w:shd w:fill="auto" w:val="clear"/>
-              <w:tabs>
-                <w:tab w:val="center" w:leader="none" w:pos="4419"/>
-                <w:tab w:val="right" w:leader="none" w:pos="8838"/>
-              </w:tabs>
-              <w:spacing w:after="0" w:before="0" w:line="240" w:lineRule="auto"/>
-              <w:ind w:left="0" w:right="0" w:firstLine="0"/>
-              <w:jc w:val="center"/>
-              <w:rPr>
-                <w:rFonts w:ascii="Calibri" w:cs="Calibri" w:eastAsia="Calibri" w:hAnsi="Calibri"/>
-                <w:b w:val="1"/>
-                <w:bCs w:val="1"/>
-                <w:i w:val="0"/>
-                <w:iCs w:val="0"/>
-                <w:smallCaps w:val="0"/>
-                <w:strike w:val="0"/>
-                <w:color w:val="1f3864"/>
-                <w:sz w:val="22"/>
-                <w:szCs w:val="22"/>
-                <w:u w:val="none"/>
+                <w:tcMar>
+                  <w:top w:w="100.0" w:type="dxa"/>
+                  <w:left w:w="100.0" w:type="dxa"/>
+                  <w:bottom w:w="100.0" w:type="dxa"/>
+                  <w:right w:w="100.0" w:type="dxa"/>
+                </w:tcMar>
+                <w:vAlign w:val="top"/>
+              </w:tcPr>
+              <w:p>
+                <w:pPr>
+                  <w:keepNext w:val="0"/>
+                  <w:keepLines w:val="0"/>
+                  <w:pageBreakBefore w:val="0"/>
+                  <w:widowControl w:val="0"/>
+                  <w:pBdr>
+                    <w:top w:space="0" w:sz="0" w:val="nil"/>
+                    <w:left w:space="0" w:sz="0" w:val="nil"/>
+                    <w:bottom w:space="0" w:sz="0" w:val="nil"/>
+                    <w:right w:space="0" w:sz="0" w:val="nil"/>
+                    <w:between w:space="0" w:sz="0" w:val="nil"/>
+                  </w:pBdr>
+                  <w:shd w:fill="auto" w:val="clear"/>
+                  <w:spacing w:after="0" w:before="0" w:line="240" w:lineRule="auto"/>
+                  <w:ind w:left="0" w:right="0" w:firstLine="0"/>
+                  <w:jc w:val="left"/>
+                  <w:rPr>
+                    <w:b w:val="1"/>
+                    <w:bCs w:val="1"/>
+                    <w:sz w:val="24"/>
+                    <w:szCs w:val="24"/>
+                  </w:rPr>
+                </w:pPr>
+                <w:r>
+                  <w:rPr>
+                    <w:b w:val="1"/>
+                    <w:bCs w:val="1"/>
+                    <w:sz w:val="24"/>
+                    <w:szCs w:val="24"/>
+                    <w:rtl w:val="0"/>
+                  </w:rPr>
+                  <w:t xml:space="preserve">Nombre de la evidencia </w:t>
+                </w:r>
+              </w:p>
+            </w:tc>
+            <w:tc>
+              <w:tcPr>
                 <w:shd w:fill="auto" w:val="clear"/>
-                <w:vertAlign w:val="baseline"/>
-              </w:rPr>
-            </w:pPr>
-            <w:r>
-              <w:rPr>
-                <w:rFonts w:ascii="Calibri" w:cs="Calibri" w:eastAsia="Calibri" w:hAnsi="Calibri"/>
-                <w:b w:val="1"/>
-                <w:bCs w:val="1"/>
-                <w:i w:val="0"/>
-                <w:iCs w:val="0"/>
-                <w:smallCaps w:val="0"/>
-                <w:strike w:val="0"/>
-                <w:color w:val="1f3864"/>
-                <w:sz w:val="22"/>
-                <w:szCs w:val="22"/>
-                <w:u w:val="none"/>
+                <w:tcMar>
+                  <w:top w:w="100.0" w:type="dxa"/>
+                  <w:left w:w="100.0" w:type="dxa"/>
+                  <w:bottom w:w="100.0" w:type="dxa"/>
+                  <w:right w:w="100.0" w:type="dxa"/>
+                </w:tcMar>
+                <w:vAlign w:val="top"/>
+              </w:tcPr>
+              <w:p>
+                <w:pPr>
+                  <w:keepNext w:val="0"/>
+                  <w:keepLines w:val="0"/>
+                  <w:pageBreakBefore w:val="0"/>
+                  <w:widowControl w:val="0"/>
+                  <w:pBdr>
+                    <w:top w:space="0" w:sz="0" w:val="nil"/>
+                    <w:left w:space="0" w:sz="0" w:val="nil"/>
+                    <w:bottom w:space="0" w:sz="0" w:val="nil"/>
+                    <w:right w:space="0" w:sz="0" w:val="nil"/>
+                    <w:between w:space="0" w:sz="0" w:val="nil"/>
+                  </w:pBdr>
+                  <w:shd w:fill="auto" w:val="clear"/>
+                  <w:spacing w:after="0" w:before="0" w:line="240" w:lineRule="auto"/>
+                  <w:ind w:left="0" w:right="0" w:firstLine="0"/>
+                  <w:jc w:val="left"/>
+                  <w:rPr>
+                    <w:b w:val="1"/>
+                    <w:bCs w:val="1"/>
+                    <w:sz w:val="24"/>
+                    <w:szCs w:val="24"/>
+                  </w:rPr>
+                </w:pPr>
+                <w:r>
+                  <w:rPr>
+                    <w:b w:val="1"/>
+                    <w:bCs w:val="1"/>
+                    <w:sz w:val="24"/>
+                    <w:szCs w:val="24"/>
+                    <w:rtl w:val="0"/>
+                  </w:rPr>
+                  <w:t xml:space="preserve">Descripción </w:t>
+                </w:r>
+              </w:p>
+            </w:tc>
+            <w:tc>
+              <w:tcPr>
                 <w:shd w:fill="auto" w:val="clear"/>
-                <w:vertAlign w:val="baseline"/>
-                <w:rtl w:val="0"/>
-              </w:rPr>
-              <w:t xml:space="preserve">(avance o final)</w:t>
-            </w:r>
-          </w:p>
-        </w:tc>
-        <w:tc>
-          <w:tcPr>
-            <w:vAlign w:val="center"/>
-          </w:tcPr>
-          <w:p>
-            <w:pPr>
-              <w:keepNext w:val="0"/>
-              <w:keepLines w:val="0"/>
-              <w:pageBreakBefore w:val="0"/>
-              <w:widowControl w:val="1"/>
-              <w:pBdr>
-                <w:top w:space="0" w:sz="0" w:val="nil"/>
-                <w:left w:space="0" w:sz="0" w:val="nil"/>
-                <w:bottom w:space="0" w:sz="0" w:val="nil"/>
-                <w:right w:space="0" w:sz="0" w:val="nil"/>
-                <w:between w:space="0" w:sz="0" w:val="nil"/>
-              </w:pBdr>
-              <w:shd w:fill="auto" w:val="clear"/>
-              <w:tabs>
-                <w:tab w:val="center" w:leader="none" w:pos="4419"/>
-                <w:tab w:val="right" w:leader="none" w:pos="8838"/>
-              </w:tabs>
-              <w:spacing w:after="0" w:before="0" w:line="240" w:lineRule="auto"/>
-              <w:ind w:left="0" w:right="0" w:firstLine="0"/>
-              <w:jc w:val="center"/>
-              <w:rPr>
-                <w:rFonts w:ascii="Calibri" w:cs="Calibri" w:eastAsia="Calibri" w:hAnsi="Calibri"/>
-                <w:b w:val="1"/>
-                <w:bCs w:val="1"/>
-                <w:i w:val="0"/>
-                <w:iCs w:val="0"/>
-                <w:smallCaps w:val="0"/>
-                <w:strike w:val="0"/>
-                <w:color w:val="1f3864"/>
-                <w:sz w:val="22"/>
-                <w:szCs w:val="22"/>
-                <w:u w:val="none"/>
+                <w:tcMar>
+                  <w:top w:w="100.0" w:type="dxa"/>
+                  <w:left w:w="100.0" w:type="dxa"/>
+                  <w:bottom w:w="100.0" w:type="dxa"/>
+                  <w:right w:w="100.0" w:type="dxa"/>
+                </w:tcMar>
+                <w:vAlign w:val="top"/>
+              </w:tcPr>
+              <w:p>
+                <w:pPr>
+                  <w:keepNext w:val="0"/>
+                  <w:keepLines w:val="0"/>
+                  <w:pageBreakBefore w:val="0"/>
+                  <w:widowControl w:val="0"/>
+                  <w:pBdr>
+                    <w:top w:space="0" w:sz="0" w:val="nil"/>
+                    <w:left w:space="0" w:sz="0" w:val="nil"/>
+                    <w:bottom w:space="0" w:sz="0" w:val="nil"/>
+                    <w:right w:space="0" w:sz="0" w:val="nil"/>
+                    <w:between w:space="0" w:sz="0" w:val="nil"/>
+                  </w:pBdr>
+                  <w:shd w:fill="auto" w:val="clear"/>
+                  <w:spacing w:after="0" w:before="0" w:line="240" w:lineRule="auto"/>
+                  <w:ind w:left="0" w:right="0" w:firstLine="0"/>
+                  <w:jc w:val="left"/>
+                  <w:rPr>
+                    <w:b w:val="1"/>
+                    <w:bCs w:val="1"/>
+                    <w:sz w:val="24"/>
+                    <w:szCs w:val="24"/>
+                  </w:rPr>
+                </w:pPr>
+                <w:r>
+                  <w:rPr>
+                    <w:b w:val="1"/>
+                    <w:bCs w:val="1"/>
+                    <w:sz w:val="24"/>
+                    <w:szCs w:val="24"/>
+                    <w:rtl w:val="0"/>
+                  </w:rPr>
+                  <w:t xml:space="preserve">Justificación </w:t>
+                </w:r>
+              </w:p>
+            </w:tc>
+          </w:tr>
+          <w:tr>
+            <w:trPr>
+              <w:cantSplit w:val="0"/>
+              <w:tblHeader w:val="0"/>
+            </w:trPr>
+            <w:tc>
+              <w:tcPr>
                 <w:shd w:fill="auto" w:val="clear"/>
-                <w:vertAlign w:val="baseline"/>
-              </w:rPr>
-            </w:pPr>
-            <w:r>
-              <w:rPr>
-                <w:rFonts w:ascii="Calibri" w:cs="Calibri" w:eastAsia="Calibri" w:hAnsi="Calibri"/>
-                <w:b w:val="1"/>
-                <w:bCs w:val="1"/>
-                <w:i w:val="0"/>
-                <w:iCs w:val="0"/>
-                <w:smallCaps w:val="0"/>
-                <w:strike w:val="0"/>
-                <w:color w:val="1f3864"/>
-                <w:sz w:val="22"/>
-                <w:szCs w:val="22"/>
-                <w:u w:val="none"/>
+                <w:tcMar>
+                  <w:top w:w="100.0" w:type="dxa"/>
+                  <w:left w:w="100.0" w:type="dxa"/>
+                  <w:bottom w:w="100.0" w:type="dxa"/>
+                  <w:right w:w="100.0" w:type="dxa"/>
+                </w:tcMar>
+                <w:vAlign w:val="top"/>
+              </w:tcPr>
+              <w:p>
+                <w:pPr>
+                  <w:keepNext w:val="0"/>
+                  <w:keepLines w:val="0"/>
+                  <w:pageBreakBefore w:val="0"/>
+                  <w:widowControl w:val="0"/>
+                  <w:pBdr>
+                    <w:top w:space="0" w:sz="0" w:val="nil"/>
+                    <w:left w:space="0" w:sz="0" w:val="nil"/>
+                    <w:bottom w:space="0" w:sz="0" w:val="nil"/>
+                    <w:right w:space="0" w:sz="0" w:val="nil"/>
+                    <w:between w:space="0" w:sz="0" w:val="nil"/>
+                  </w:pBdr>
+                  <w:shd w:fill="auto" w:val="clear"/>
+                  <w:spacing w:after="0" w:before="0" w:line="240" w:lineRule="auto"/>
+                  <w:ind w:left="0" w:right="0" w:firstLine="0"/>
+                  <w:jc w:val="center"/>
+                  <w:rPr>
+                    <w:sz w:val="20"/>
+                    <w:szCs w:val="20"/>
+                  </w:rPr>
+                </w:pPr>
+                <w:r>
+                  <w:rPr>
+                    <w:sz w:val="20"/>
+                    <w:szCs w:val="20"/>
+                    <w:rtl w:val="0"/>
+                  </w:rPr>
+                  <w:t xml:space="preserve">Avance </w:t>
+                </w:r>
+              </w:p>
+            </w:tc>
+            <w:tc>
+              <w:tcPr>
                 <w:shd w:fill="auto" w:val="clear"/>
-                <w:vertAlign w:val="baseline"/>
-                <w:rtl w:val="0"/>
-              </w:rPr>
-              <w:t xml:space="preserve">Nombre de la evidencia</w:t>
-            </w:r>
-          </w:p>
-        </w:tc>
-        <w:tc>
-          <w:tcPr>
-            <w:vAlign w:val="center"/>
-          </w:tcPr>
-          <w:p>
-            <w:pPr>
-              <w:keepNext w:val="0"/>
-              <w:keepLines w:val="0"/>
-              <w:pageBreakBefore w:val="0"/>
-              <w:widowControl w:val="1"/>
-              <w:pBdr>
-                <w:top w:space="0" w:sz="0" w:val="nil"/>
-                <w:left w:space="0" w:sz="0" w:val="nil"/>
-                <w:bottom w:space="0" w:sz="0" w:val="nil"/>
-                <w:right w:space="0" w:sz="0" w:val="nil"/>
-                <w:between w:space="0" w:sz="0" w:val="nil"/>
-              </w:pBdr>
-              <w:shd w:fill="auto" w:val="clear"/>
-              <w:tabs>
-                <w:tab w:val="center" w:leader="none" w:pos="4419"/>
-                <w:tab w:val="right" w:leader="none" w:pos="8838"/>
-              </w:tabs>
-              <w:spacing w:after="0" w:before="0" w:line="240" w:lineRule="auto"/>
-              <w:ind w:left="0" w:right="0" w:firstLine="0"/>
-              <w:jc w:val="center"/>
-              <w:rPr>
-                <w:rFonts w:ascii="Calibri" w:cs="Calibri" w:eastAsia="Calibri" w:hAnsi="Calibri"/>
-                <w:b w:val="1"/>
-                <w:bCs w:val="1"/>
-                <w:i w:val="0"/>
-                <w:iCs w:val="0"/>
-                <w:smallCaps w:val="0"/>
-                <w:strike w:val="0"/>
-                <w:color w:val="1f3864"/>
-                <w:sz w:val="22"/>
-                <w:szCs w:val="22"/>
-                <w:u w:val="none"/>
+                <w:tcMar>
+                  <w:top w:w="100.0" w:type="dxa"/>
+                  <w:left w:w="100.0" w:type="dxa"/>
+                  <w:bottom w:w="100.0" w:type="dxa"/>
+                  <w:right w:w="100.0" w:type="dxa"/>
+                </w:tcMar>
+                <w:vAlign w:val="top"/>
+              </w:tcPr>
+              <w:p>
+                <w:pPr>
+                  <w:keepNext w:val="0"/>
+                  <w:keepLines w:val="0"/>
+                  <w:pageBreakBefore w:val="0"/>
+                  <w:widowControl w:val="0"/>
+                  <w:pBdr>
+                    <w:top w:space="0" w:sz="0" w:val="nil"/>
+                    <w:left w:space="0" w:sz="0" w:val="nil"/>
+                    <w:bottom w:space="0" w:sz="0" w:val="nil"/>
+                    <w:right w:space="0" w:sz="0" w:val="nil"/>
+                    <w:between w:space="0" w:sz="0" w:val="nil"/>
+                  </w:pBdr>
+                  <w:shd w:fill="auto" w:val="clear"/>
+                  <w:spacing w:after="0" w:before="0" w:line="240" w:lineRule="auto"/>
+                  <w:ind w:left="0" w:right="0" w:firstLine="0"/>
+                  <w:jc w:val="center"/>
+                  <w:rPr>
+                    <w:sz w:val="20"/>
+                    <w:szCs w:val="20"/>
+                  </w:rPr>
+                </w:pPr>
+                <w:r>
+                  <w:rPr>
+                    <w:sz w:val="20"/>
+                    <w:szCs w:val="20"/>
+                    <w:rtl w:val="0"/>
+                  </w:rPr>
+                  <w:t xml:space="preserve">Visión, Requisitos e Historias de Usuario </w:t>
+                </w:r>
+              </w:p>
+            </w:tc>
+            <w:tc>
+              <w:tcPr>
                 <w:shd w:fill="auto" w:val="clear"/>
-                <w:vertAlign w:val="baseline"/>
-              </w:rPr>
-            </w:pPr>
-            <w:r>
-              <w:rPr>
-                <w:rFonts w:ascii="Calibri" w:cs="Calibri" w:eastAsia="Calibri" w:hAnsi="Calibri"/>
-                <w:b w:val="1"/>
-                <w:bCs w:val="1"/>
-                <w:i w:val="0"/>
-                <w:iCs w:val="0"/>
-                <w:smallCaps w:val="0"/>
-                <w:strike w:val="0"/>
-                <w:color w:val="1f3864"/>
-                <w:sz w:val="22"/>
-                <w:szCs w:val="22"/>
-                <w:u w:val="none"/>
+                <w:tcMar>
+                  <w:top w:w="100.0" w:type="dxa"/>
+                  <w:left w:w="100.0" w:type="dxa"/>
+                  <w:bottom w:w="100.0" w:type="dxa"/>
+                  <w:right w:w="100.0" w:type="dxa"/>
+                </w:tcMar>
+                <w:vAlign w:val="top"/>
+              </w:tcPr>
+              <w:p>
+                <w:pPr>
+                  <w:keepNext w:val="0"/>
+                  <w:keepLines w:val="0"/>
+                  <w:pageBreakBefore w:val="0"/>
+                  <w:widowControl w:val="0"/>
+                  <w:pBdr>
+                    <w:top w:space="0" w:sz="0" w:val="nil"/>
+                    <w:left w:space="0" w:sz="0" w:val="nil"/>
+                    <w:bottom w:space="0" w:sz="0" w:val="nil"/>
+                    <w:right w:space="0" w:sz="0" w:val="nil"/>
+                    <w:between w:space="0" w:sz="0" w:val="nil"/>
+                  </w:pBdr>
+                  <w:shd w:fill="auto" w:val="clear"/>
+                  <w:spacing w:after="0" w:before="0" w:line="240" w:lineRule="auto"/>
+                  <w:ind w:left="0" w:right="0" w:firstLine="0"/>
+                  <w:jc w:val="center"/>
+                  <w:rPr/>
+                </w:pPr>
+                <w:r>
+                  <w:rPr>
+                    <w:rtl w:val="0"/>
+                  </w:rPr>
+                  <w:t xml:space="preserve">Documento con la problemática, alcance, requisitos y Historias de Usuario de SmartOBD </w:t>
+                </w:r>
+              </w:p>
+            </w:tc>
+            <w:tc>
+              <w:tcPr>
                 <w:shd w:fill="auto" w:val="clear"/>
-                <w:vertAlign w:val="baseline"/>
-                <w:rtl w:val="0"/>
-              </w:rPr>
-              <w:t xml:space="preserve">Descripción</w:t>
-            </w:r>
-          </w:p>
-        </w:tc>
-        <w:tc>
-          <w:tcPr>
-            <w:vAlign w:val="center"/>
-          </w:tcPr>
-          <w:p>
-            <w:pPr>
-              <w:keepNext w:val="0"/>
-              <w:keepLines w:val="0"/>
-              <w:pageBreakBefore w:val="0"/>
-              <w:widowControl w:val="1"/>
-              <w:pBdr>
-                <w:top w:space="0" w:sz="0" w:val="nil"/>
-                <w:left w:space="0" w:sz="0" w:val="nil"/>
-                <w:bottom w:space="0" w:sz="0" w:val="nil"/>
-                <w:right w:space="0" w:sz="0" w:val="nil"/>
-                <w:between w:space="0" w:sz="0" w:val="nil"/>
-              </w:pBdr>
-              <w:shd w:fill="auto" w:val="clear"/>
-              <w:tabs>
-                <w:tab w:val="center" w:leader="none" w:pos="4419"/>
-                <w:tab w:val="right" w:leader="none" w:pos="8838"/>
-              </w:tabs>
-              <w:spacing w:after="0" w:before="0" w:line="240" w:lineRule="auto"/>
-              <w:ind w:left="0" w:right="0" w:firstLine="0"/>
-              <w:jc w:val="center"/>
-              <w:rPr>
-                <w:rFonts w:ascii="Calibri" w:cs="Calibri" w:eastAsia="Calibri" w:hAnsi="Calibri"/>
-                <w:b w:val="1"/>
-                <w:bCs w:val="1"/>
-                <w:i w:val="0"/>
-                <w:iCs w:val="0"/>
-                <w:smallCaps w:val="0"/>
-                <w:strike w:val="0"/>
-                <w:color w:val="1f3864"/>
-                <w:sz w:val="22"/>
-                <w:szCs w:val="22"/>
-                <w:u w:val="none"/>
+                <w:tcMar>
+                  <w:top w:w="100.0" w:type="dxa"/>
+                  <w:left w:w="100.0" w:type="dxa"/>
+                  <w:bottom w:w="100.0" w:type="dxa"/>
+                  <w:right w:w="100.0" w:type="dxa"/>
+                </w:tcMar>
+                <w:vAlign w:val="top"/>
+              </w:tcPr>
+              <w:p>
+                <w:pPr>
+                  <w:keepNext w:val="0"/>
+                  <w:keepLines w:val="0"/>
+                  <w:pageBreakBefore w:val="0"/>
+                  <w:widowControl w:val="0"/>
+                  <w:pBdr>
+                    <w:top w:space="0" w:sz="0" w:val="nil"/>
+                    <w:left w:space="0" w:sz="0" w:val="nil"/>
+                    <w:bottom w:space="0" w:sz="0" w:val="nil"/>
+                    <w:right w:space="0" w:sz="0" w:val="nil"/>
+                    <w:between w:space="0" w:sz="0" w:val="nil"/>
+                  </w:pBdr>
+                  <w:shd w:fill="auto" w:val="clear"/>
+                  <w:spacing w:after="0" w:before="0" w:line="240" w:lineRule="auto"/>
+                  <w:ind w:left="0" w:right="0" w:firstLine="0"/>
+                  <w:jc w:val="center"/>
+                  <w:rPr/>
+                </w:pPr>
+                <w:r>
+                  <w:rPr>
+                    <w:rtl w:val="0"/>
+                  </w:rPr>
+                  <w:t xml:space="preserve">Delimita el alcance y define el comportamiento del software. </w:t>
+                </w:r>
+              </w:p>
+            </w:tc>
+          </w:tr>
+          <w:tr>
+            <w:trPr>
+              <w:cantSplit w:val="0"/>
+              <w:tblHeader w:val="0"/>
+            </w:trPr>
+            <w:tc>
+              <w:tcPr>
                 <w:shd w:fill="auto" w:val="clear"/>
-                <w:vertAlign w:val="baseline"/>
-              </w:rPr>
-            </w:pPr>
-            <w:r>
-              <w:rPr>
-                <w:rFonts w:ascii="Calibri" w:cs="Calibri" w:eastAsia="Calibri" w:hAnsi="Calibri"/>
-                <w:b w:val="1"/>
-                <w:bCs w:val="1"/>
-                <w:i w:val="0"/>
-                <w:iCs w:val="0"/>
-                <w:smallCaps w:val="0"/>
-                <w:strike w:val="0"/>
-                <w:color w:val="1f3864"/>
-                <w:sz w:val="22"/>
-                <w:szCs w:val="22"/>
-                <w:u w:val="none"/>
+                <w:tcMar>
+                  <w:top w:w="100.0" w:type="dxa"/>
+                  <w:left w:w="100.0" w:type="dxa"/>
+                  <w:bottom w:w="100.0" w:type="dxa"/>
+                  <w:right w:w="100.0" w:type="dxa"/>
+                </w:tcMar>
+                <w:vAlign w:val="top"/>
+              </w:tcPr>
+              <w:p>
+                <w:pPr>
+                  <w:keepNext w:val="0"/>
+                  <w:keepLines w:val="0"/>
+                  <w:pageBreakBefore w:val="0"/>
+                  <w:widowControl w:val="0"/>
+                  <w:pBdr>
+                    <w:top w:space="0" w:sz="0" w:val="nil"/>
+                    <w:left w:space="0" w:sz="0" w:val="nil"/>
+                    <w:bottom w:space="0" w:sz="0" w:val="nil"/>
+                    <w:right w:space="0" w:sz="0" w:val="nil"/>
+                    <w:between w:space="0" w:sz="0" w:val="nil"/>
+                  </w:pBdr>
+                  <w:shd w:fill="auto" w:val="clear"/>
+                  <w:spacing w:after="0" w:before="0" w:line="240" w:lineRule="auto"/>
+                  <w:ind w:left="0" w:right="0" w:firstLine="0"/>
+                  <w:jc w:val="center"/>
+                  <w:rPr>
+                    <w:sz w:val="20"/>
+                    <w:szCs w:val="20"/>
+                  </w:rPr>
+                </w:pPr>
+                <w:r>
+                  <w:rPr>
+                    <w:sz w:val="20"/>
+                    <w:szCs w:val="20"/>
+                    <w:rtl w:val="0"/>
+                  </w:rPr>
+                  <w:t xml:space="preserve">Avance </w:t>
+                </w:r>
+              </w:p>
+            </w:tc>
+            <w:tc>
+              <w:tcPr>
                 <w:shd w:fill="auto" w:val="clear"/>
-                <w:vertAlign w:val="baseline"/>
-                <w:rtl w:val="0"/>
-              </w:rPr>
-              <w:t xml:space="preserve">Justificación</w:t>
-            </w:r>
-          </w:p>
-        </w:tc>
-      </w:tr>
-      <w:tr>
-        <w:trPr>
-          <w:cantSplit w:val="0"/>
-          <w:trHeight w:val="362" w:hRule="atLeast"/>
-          <w:tblHeader w:val="0"/>
-        </w:trPr>
-        <w:tc>
-          <w:tcPr/>
-          <w:p>
-            <w:pPr>
-              <w:keepNext w:val="0"/>
-              <w:keepLines w:val="0"/>
-              <w:pageBreakBefore w:val="0"/>
-              <w:widowControl w:val="1"/>
-              <w:pBdr>
-                <w:top w:space="0" w:sz="0" w:val="nil"/>
-                <w:left w:space="0" w:sz="0" w:val="nil"/>
-                <w:bottom w:space="0" w:sz="0" w:val="nil"/>
-                <w:right w:space="0" w:sz="0" w:val="nil"/>
-                <w:between w:space="0" w:sz="0" w:val="nil"/>
-              </w:pBdr>
-              <w:shd w:fill="auto" w:val="clear"/>
-              <w:tabs>
-                <w:tab w:val="center" w:leader="none" w:pos="4419"/>
-                <w:tab w:val="right" w:leader="none" w:pos="8838"/>
-              </w:tabs>
-              <w:spacing w:after="0" w:before="0" w:line="240" w:lineRule="auto"/>
-              <w:ind w:left="0" w:right="0" w:firstLine="0"/>
-              <w:jc w:val="both"/>
-              <w:rPr>
-                <w:rFonts w:ascii="Calibri" w:cs="Calibri" w:eastAsia="Calibri" w:hAnsi="Calibri"/>
-                <w:b w:val="1"/>
-                <w:bCs w:val="1"/>
-                <w:i w:val="0"/>
-                <w:iCs w:val="0"/>
-                <w:smallCaps w:val="0"/>
-                <w:strike w:val="0"/>
-                <w:color w:val="1f3864"/>
-                <w:sz w:val="22"/>
-                <w:szCs w:val="22"/>
-                <w:u w:val="none"/>
+                <w:tcMar>
+                  <w:top w:w="100.0" w:type="dxa"/>
+                  <w:left w:w="100.0" w:type="dxa"/>
+                  <w:bottom w:w="100.0" w:type="dxa"/>
+                  <w:right w:w="100.0" w:type="dxa"/>
+                </w:tcMar>
+                <w:vAlign w:val="top"/>
+              </w:tcPr>
+              <w:p>
+                <w:pPr>
+                  <w:keepNext w:val="0"/>
+                  <w:keepLines w:val="0"/>
+                  <w:pageBreakBefore w:val="0"/>
+                  <w:widowControl w:val="0"/>
+                  <w:pBdr>
+                    <w:top w:space="0" w:sz="0" w:val="nil"/>
+                    <w:left w:space="0" w:sz="0" w:val="nil"/>
+                    <w:bottom w:space="0" w:sz="0" w:val="nil"/>
+                    <w:right w:space="0" w:sz="0" w:val="nil"/>
+                    <w:between w:space="0" w:sz="0" w:val="nil"/>
+                  </w:pBdr>
+                  <w:shd w:fill="auto" w:val="clear"/>
+                  <w:spacing w:after="0" w:before="0" w:line="240" w:lineRule="auto"/>
+                  <w:ind w:left="0" w:right="0" w:firstLine="0"/>
+                  <w:jc w:val="center"/>
+                  <w:rPr>
+                    <w:sz w:val="20"/>
+                    <w:szCs w:val="20"/>
+                  </w:rPr>
+                </w:pPr>
+                <w:r>
+                  <w:rPr>
+                    <w:sz w:val="20"/>
+                    <w:szCs w:val="20"/>
+                    <w:rtl w:val="0"/>
+                  </w:rPr>
+                  <w:t xml:space="preserve">Gantt, Backlog y Matriz RACI</w:t>
+                </w:r>
+                <w:r>
+                  <w:rPr>
+                    <w:sz w:val="20"/>
+                    <w:szCs w:val="20"/>
+                    <w:rtl w:val="0"/>
+                  </w:rPr>
+                  <w:t xml:space="preserve"> </w:t>
+                </w:r>
+              </w:p>
+            </w:tc>
+            <w:tc>
+              <w:tcPr>
                 <w:shd w:fill="auto" w:val="clear"/>
-                <w:vertAlign w:val="baseline"/>
-              </w:rPr>
-            </w:pPr>
-            <w:r>
-              <w:rPr>
-                <w:rtl w:val="0"/>
-              </w:rPr>
-            </w:r>
-          </w:p>
-        </w:tc>
-        <w:tc>
-          <w:tcPr/>
-          <w:p>
-            <w:pPr>
-              <w:keepNext w:val="0"/>
-              <w:keepLines w:val="0"/>
-              <w:pageBreakBefore w:val="0"/>
-              <w:widowControl w:val="1"/>
-              <w:pBdr>
-                <w:top w:space="0" w:sz="0" w:val="nil"/>
-                <w:left w:space="0" w:sz="0" w:val="nil"/>
-                <w:bottom w:space="0" w:sz="0" w:val="nil"/>
-                <w:right w:space="0" w:sz="0" w:val="nil"/>
-                <w:between w:space="0" w:sz="0" w:val="nil"/>
-              </w:pBdr>
-              <w:shd w:fill="auto" w:val="clear"/>
-              <w:tabs>
-                <w:tab w:val="center" w:leader="none" w:pos="4419"/>
-                <w:tab w:val="right" w:leader="none" w:pos="8838"/>
-              </w:tabs>
-              <w:spacing w:after="0" w:before="0" w:line="240" w:lineRule="auto"/>
-              <w:ind w:left="0" w:right="0" w:firstLine="0"/>
-              <w:jc w:val="both"/>
-              <w:rPr>
-                <w:rFonts w:ascii="Calibri" w:cs="Calibri" w:eastAsia="Calibri" w:hAnsi="Calibri"/>
-                <w:b w:val="1"/>
-                <w:bCs w:val="1"/>
-                <w:i w:val="0"/>
-                <w:iCs w:val="0"/>
-                <w:smallCaps w:val="0"/>
-                <w:strike w:val="0"/>
-                <w:color w:val="1f3864"/>
-                <w:sz w:val="22"/>
-                <w:szCs w:val="22"/>
-                <w:u w:val="none"/>
+                <w:tcMar>
+                  <w:top w:w="100.0" w:type="dxa"/>
+                  <w:left w:w="100.0" w:type="dxa"/>
+                  <w:bottom w:w="100.0" w:type="dxa"/>
+                  <w:right w:w="100.0" w:type="dxa"/>
+                </w:tcMar>
+                <w:vAlign w:val="top"/>
+              </w:tcPr>
+              <w:p>
+                <w:pPr>
+                  <w:keepNext w:val="0"/>
+                  <w:keepLines w:val="0"/>
+                  <w:pageBreakBefore w:val="0"/>
+                  <w:widowControl w:val="0"/>
+                  <w:pBdr>
+                    <w:top w:space="0" w:sz="0" w:val="nil"/>
+                    <w:left w:space="0" w:sz="0" w:val="nil"/>
+                    <w:bottom w:space="0" w:sz="0" w:val="nil"/>
+                    <w:right w:space="0" w:sz="0" w:val="nil"/>
+                    <w:between w:space="0" w:sz="0" w:val="nil"/>
+                  </w:pBdr>
+                  <w:shd w:fill="auto" w:val="clear"/>
+                  <w:spacing w:after="0" w:before="0" w:line="240" w:lineRule="auto"/>
+                  <w:ind w:left="0" w:right="0" w:firstLine="0"/>
+                  <w:jc w:val="center"/>
+                  <w:rPr/>
+                </w:pPr>
+                <w:r>
+                  <w:rPr>
+                    <w:rtl w:val="0"/>
+                  </w:rPr>
+                  <w:t xml:space="preserve">Product Backlog, Sprint Backlog, Carta Gantt y Matriz RACI </w:t>
+                </w:r>
+              </w:p>
+            </w:tc>
+            <w:tc>
+              <w:tcPr>
                 <w:shd w:fill="auto" w:val="clear"/>
-                <w:vertAlign w:val="baseline"/>
-              </w:rPr>
-            </w:pPr>
-            <w:r>
-              <w:rPr>
-                <w:rtl w:val="0"/>
-              </w:rPr>
-            </w:r>
-          </w:p>
-        </w:tc>
-        <w:tc>
-          <w:tcPr/>
-          <w:p>
-            <w:pPr>
-              <w:widowControl w:val="1"/>
-              <w:jc w:val="both"/>
-              <w:rPr>
-                <w:rFonts w:ascii="Calibri" w:cs="Calibri" w:eastAsia="Calibri" w:hAnsi="Calibri"/>
-                <w:i w:val="1"/>
-                <w:iCs w:val="1"/>
-                <w:color w:val="4472c4"/>
-                <w:sz w:val="18"/>
-                <w:szCs w:val="18"/>
-              </w:rPr>
-            </w:pPr>
-            <w:r>
-              <w:rPr>
-                <w:rFonts w:ascii="Calibri" w:cs="Calibri" w:eastAsia="Calibri" w:hAnsi="Calibri"/>
-                <w:i w:val="1"/>
-                <w:iCs w:val="1"/>
-                <w:color w:val="4472c4"/>
-                <w:sz w:val="18"/>
-                <w:szCs w:val="18"/>
-                <w:rtl w:val="0"/>
-              </w:rPr>
-              <w:t xml:space="preserve">Describe las evidencias acordadas con tu docente, siempre teniendo en mente que estas deben dar cuenta del desarrollo de tu Proyecto APT.</w:t>
-            </w:r>
-          </w:p>
-        </w:tc>
-        <w:tc>
-          <w:tcPr/>
-          <w:p>
-            <w:pPr>
-              <w:keepNext w:val="0"/>
-              <w:keepLines w:val="0"/>
-              <w:pageBreakBefore w:val="0"/>
-              <w:widowControl w:val="1"/>
-              <w:pBdr>
-                <w:top w:space="0" w:sz="0" w:val="nil"/>
-                <w:left w:space="0" w:sz="0" w:val="nil"/>
-                <w:bottom w:space="0" w:sz="0" w:val="nil"/>
-                <w:right w:space="0" w:sz="0" w:val="nil"/>
-                <w:between w:space="0" w:sz="0" w:val="nil"/>
-              </w:pBdr>
-              <w:shd w:fill="auto" w:val="clear"/>
-              <w:tabs>
-                <w:tab w:val="center" w:leader="none" w:pos="4419"/>
-                <w:tab w:val="right" w:leader="none" w:pos="8838"/>
-              </w:tabs>
-              <w:spacing w:after="0" w:before="0" w:line="240" w:lineRule="auto"/>
-              <w:ind w:left="0" w:right="0" w:firstLine="0"/>
-              <w:jc w:val="both"/>
-              <w:rPr>
-                <w:rFonts w:ascii="Calibri" w:cs="Calibri" w:eastAsia="Calibri" w:hAnsi="Calibri"/>
-                <w:b w:val="1"/>
-                <w:bCs w:val="1"/>
-                <w:i w:val="0"/>
-                <w:iCs w:val="0"/>
-                <w:smallCaps w:val="0"/>
-                <w:strike w:val="0"/>
-                <w:color w:val="1f3864"/>
-                <w:sz w:val="22"/>
-                <w:szCs w:val="22"/>
-                <w:u w:val="none"/>
+                <w:tcMar>
+                  <w:top w:w="100.0" w:type="dxa"/>
+                  <w:left w:w="100.0" w:type="dxa"/>
+                  <w:bottom w:w="100.0" w:type="dxa"/>
+                  <w:right w:w="100.0" w:type="dxa"/>
+                </w:tcMar>
+                <w:vAlign w:val="top"/>
+              </w:tcPr>
+              <w:p>
+                <w:pPr>
+                  <w:keepNext w:val="0"/>
+                  <w:keepLines w:val="0"/>
+                  <w:pageBreakBefore w:val="0"/>
+                  <w:widowControl w:val="0"/>
+                  <w:pBdr>
+                    <w:top w:space="0" w:sz="0" w:val="nil"/>
+                    <w:left w:space="0" w:sz="0" w:val="nil"/>
+                    <w:bottom w:space="0" w:sz="0" w:val="nil"/>
+                    <w:right w:space="0" w:sz="0" w:val="nil"/>
+                    <w:between w:space="0" w:sz="0" w:val="nil"/>
+                  </w:pBdr>
+                  <w:shd w:fill="auto" w:val="clear"/>
+                  <w:spacing w:after="0" w:before="0" w:line="240" w:lineRule="auto"/>
+                  <w:ind w:left="0" w:right="0" w:firstLine="0"/>
+                  <w:jc w:val="center"/>
+                  <w:rPr/>
+                </w:pPr>
+                <w:r>
+                  <w:rPr>
+                    <w:rtl w:val="0"/>
+                  </w:rPr>
+                  <w:t xml:space="preserve">Organiza tiempos, tareas por sprint y asignación de responsabilidades </w:t>
+                </w:r>
+              </w:p>
+            </w:tc>
+          </w:tr>
+          <w:tr>
+            <w:trPr>
+              <w:cantSplit w:val="0"/>
+              <w:tblHeader w:val="0"/>
+            </w:trPr>
+            <w:tc>
+              <w:tcPr>
                 <w:shd w:fill="auto" w:val="clear"/>
-                <w:vertAlign w:val="baseline"/>
-              </w:rPr>
-            </w:pPr>
-            <w:r>
-              <w:rPr>
-                <w:rtl w:val="0"/>
-              </w:rPr>
-            </w:r>
-          </w:p>
-        </w:tc>
-      </w:tr>
-      <w:tr>
-        <w:trPr>
-          <w:cantSplit w:val="0"/>
-          <w:trHeight w:val="362" w:hRule="atLeast"/>
-          <w:tblHeader w:val="0"/>
-        </w:trPr>
-        <w:tc>
-          <w:tcPr/>
-          <w:p>
-            <w:pPr>
-              <w:keepNext w:val="0"/>
-              <w:keepLines w:val="0"/>
-              <w:pageBreakBefore w:val="0"/>
-              <w:widowControl w:val="1"/>
-              <w:pBdr>
-                <w:top w:space="0" w:sz="0" w:val="nil"/>
-                <w:left w:space="0" w:sz="0" w:val="nil"/>
-                <w:bottom w:space="0" w:sz="0" w:val="nil"/>
-                <w:right w:space="0" w:sz="0" w:val="nil"/>
-                <w:between w:space="0" w:sz="0" w:val="nil"/>
-              </w:pBdr>
-              <w:shd w:fill="auto" w:val="clear"/>
-              <w:tabs>
-                <w:tab w:val="center" w:leader="none" w:pos="4419"/>
-                <w:tab w:val="right" w:leader="none" w:pos="8838"/>
-              </w:tabs>
-              <w:spacing w:after="0" w:before="0" w:line="240" w:lineRule="auto"/>
-              <w:ind w:left="0" w:right="0" w:firstLine="0"/>
-              <w:jc w:val="both"/>
-              <w:rPr>
-                <w:rFonts w:ascii="Calibri" w:cs="Calibri" w:eastAsia="Calibri" w:hAnsi="Calibri"/>
-                <w:b w:val="1"/>
-                <w:bCs w:val="1"/>
-                <w:i w:val="0"/>
-                <w:iCs w:val="0"/>
-                <w:smallCaps w:val="0"/>
-                <w:strike w:val="0"/>
-                <w:color w:val="1f3864"/>
-                <w:sz w:val="22"/>
-                <w:szCs w:val="22"/>
-                <w:u w:val="none"/>
+                <w:tcMar>
+                  <w:top w:w="100.0" w:type="dxa"/>
+                  <w:left w:w="100.0" w:type="dxa"/>
+                  <w:bottom w:w="100.0" w:type="dxa"/>
+                  <w:right w:w="100.0" w:type="dxa"/>
+                </w:tcMar>
+                <w:vAlign w:val="top"/>
+              </w:tcPr>
+              <w:p>
+                <w:pPr>
+                  <w:keepNext w:val="0"/>
+                  <w:keepLines w:val="0"/>
+                  <w:pageBreakBefore w:val="0"/>
+                  <w:widowControl w:val="0"/>
+                  <w:pBdr>
+                    <w:top w:space="0" w:sz="0" w:val="nil"/>
+                    <w:left w:space="0" w:sz="0" w:val="nil"/>
+                    <w:bottom w:space="0" w:sz="0" w:val="nil"/>
+                    <w:right w:space="0" w:sz="0" w:val="nil"/>
+                    <w:between w:space="0" w:sz="0" w:val="nil"/>
+                  </w:pBdr>
+                  <w:shd w:fill="auto" w:val="clear"/>
+                  <w:spacing w:after="0" w:before="0" w:line="240" w:lineRule="auto"/>
+                  <w:ind w:left="0" w:right="0" w:firstLine="0"/>
+                  <w:jc w:val="center"/>
+                  <w:rPr>
+                    <w:sz w:val="20"/>
+                    <w:szCs w:val="20"/>
+                  </w:rPr>
+                </w:pPr>
+                <w:r>
+                  <w:rPr>
+                    <w:sz w:val="20"/>
+                    <w:szCs w:val="20"/>
+                    <w:rtl w:val="0"/>
+                  </w:rPr>
+                  <w:t xml:space="preserve">Avance </w:t>
+                </w:r>
+              </w:p>
+            </w:tc>
+            <w:tc>
+              <w:tcPr>
                 <w:shd w:fill="auto" w:val="clear"/>
-                <w:vertAlign w:val="baseline"/>
-              </w:rPr>
-            </w:pPr>
-            <w:r>
-              <w:rPr>
-                <w:rtl w:val="0"/>
-              </w:rPr>
-            </w:r>
-          </w:p>
-        </w:tc>
-        <w:tc>
-          <w:tcPr/>
-          <w:p>
-            <w:pPr>
-              <w:keepNext w:val="0"/>
-              <w:keepLines w:val="0"/>
-              <w:pageBreakBefore w:val="0"/>
-              <w:widowControl w:val="1"/>
-              <w:pBdr>
-                <w:top w:space="0" w:sz="0" w:val="nil"/>
-                <w:left w:space="0" w:sz="0" w:val="nil"/>
-                <w:bottom w:space="0" w:sz="0" w:val="nil"/>
-                <w:right w:space="0" w:sz="0" w:val="nil"/>
-                <w:between w:space="0" w:sz="0" w:val="nil"/>
-              </w:pBdr>
-              <w:shd w:fill="auto" w:val="clear"/>
-              <w:tabs>
-                <w:tab w:val="center" w:leader="none" w:pos="4419"/>
-                <w:tab w:val="right" w:leader="none" w:pos="8838"/>
-              </w:tabs>
-              <w:spacing w:after="0" w:before="0" w:line="240" w:lineRule="auto"/>
-              <w:ind w:left="0" w:right="0" w:firstLine="0"/>
-              <w:jc w:val="both"/>
-              <w:rPr>
-                <w:rFonts w:ascii="Calibri" w:cs="Calibri" w:eastAsia="Calibri" w:hAnsi="Calibri"/>
-                <w:b w:val="1"/>
-                <w:bCs w:val="1"/>
-                <w:i w:val="0"/>
-                <w:iCs w:val="0"/>
-                <w:smallCaps w:val="0"/>
-                <w:strike w:val="0"/>
-                <w:color w:val="1f3864"/>
-                <w:sz w:val="22"/>
-                <w:szCs w:val="22"/>
-                <w:u w:val="none"/>
+                <w:tcMar>
+                  <w:top w:w="100.0" w:type="dxa"/>
+                  <w:left w:w="100.0" w:type="dxa"/>
+                  <w:bottom w:w="100.0" w:type="dxa"/>
+                  <w:right w:w="100.0" w:type="dxa"/>
+                </w:tcMar>
+                <w:vAlign w:val="top"/>
+              </w:tcPr>
+              <w:p>
+                <w:pPr>
+                  <w:keepNext w:val="0"/>
+                  <w:keepLines w:val="0"/>
+                  <w:pageBreakBefore w:val="0"/>
+                  <w:widowControl w:val="0"/>
+                  <w:pBdr>
+                    <w:top w:space="0" w:sz="0" w:val="nil"/>
+                    <w:left w:space="0" w:sz="0" w:val="nil"/>
+                    <w:bottom w:space="0" w:sz="0" w:val="nil"/>
+                    <w:right w:space="0" w:sz="0" w:val="nil"/>
+                    <w:between w:space="0" w:sz="0" w:val="nil"/>
+                  </w:pBdr>
+                  <w:shd w:fill="auto" w:val="clear"/>
+                  <w:spacing w:after="0" w:before="0" w:line="240" w:lineRule="auto"/>
+                  <w:ind w:left="0" w:right="0" w:firstLine="0"/>
+                  <w:jc w:val="center"/>
+                  <w:rPr>
+                    <w:sz w:val="20"/>
+                    <w:szCs w:val="20"/>
+                  </w:rPr>
+                </w:pPr>
+                <w:r>
+                  <w:rPr>
+                    <w:sz w:val="20"/>
+                    <w:szCs w:val="20"/>
+                    <w:rtl w:val="0"/>
+                  </w:rPr>
+                  <w:t xml:space="preserve">Arquitectura 4+1 y Modelo Relacional</w:t>
+                </w:r>
+                <w:r>
+                  <w:rPr>
+                    <w:sz w:val="20"/>
+                    <w:szCs w:val="20"/>
+                    <w:rtl w:val="0"/>
+                  </w:rPr>
+                  <w:t xml:space="preserve"> </w:t>
+                </w:r>
+              </w:p>
+            </w:tc>
+            <w:tc>
+              <w:tcPr>
                 <w:shd w:fill="auto" w:val="clear"/>
-                <w:vertAlign w:val="baseline"/>
-              </w:rPr>
-            </w:pPr>
-            <w:r>
-              <w:rPr>
-                <w:rtl w:val="0"/>
-              </w:rPr>
-            </w:r>
-          </w:p>
-        </w:tc>
-        <w:tc>
-          <w:tcPr/>
-          <w:p>
-            <w:pPr>
-              <w:keepNext w:val="0"/>
-              <w:keepLines w:val="0"/>
-              <w:pageBreakBefore w:val="0"/>
-              <w:widowControl w:val="1"/>
-              <w:pBdr>
-                <w:top w:space="0" w:sz="0" w:val="nil"/>
-                <w:left w:space="0" w:sz="0" w:val="nil"/>
-                <w:bottom w:space="0" w:sz="0" w:val="nil"/>
-                <w:right w:space="0" w:sz="0" w:val="nil"/>
-                <w:between w:space="0" w:sz="0" w:val="nil"/>
-              </w:pBdr>
-              <w:shd w:fill="auto" w:val="clear"/>
-              <w:tabs>
-                <w:tab w:val="center" w:leader="none" w:pos="4419"/>
-                <w:tab w:val="right" w:leader="none" w:pos="8838"/>
-              </w:tabs>
-              <w:spacing w:after="0" w:before="0" w:line="240" w:lineRule="auto"/>
-              <w:ind w:left="0" w:right="0" w:firstLine="0"/>
-              <w:jc w:val="both"/>
-              <w:rPr>
-                <w:rFonts w:ascii="Calibri" w:cs="Calibri" w:eastAsia="Calibri" w:hAnsi="Calibri"/>
-                <w:b w:val="1"/>
-                <w:bCs w:val="1"/>
-                <w:i w:val="0"/>
-                <w:iCs w:val="0"/>
-                <w:smallCaps w:val="0"/>
-                <w:strike w:val="0"/>
-                <w:color w:val="1f3864"/>
-                <w:sz w:val="22"/>
-                <w:szCs w:val="22"/>
-                <w:u w:val="none"/>
+                <w:tcMar>
+                  <w:top w:w="100.0" w:type="dxa"/>
+                  <w:left w:w="100.0" w:type="dxa"/>
+                  <w:bottom w:w="100.0" w:type="dxa"/>
+                  <w:right w:w="100.0" w:type="dxa"/>
+                </w:tcMar>
+                <w:vAlign w:val="top"/>
+              </w:tcPr>
+              <w:p>
+                <w:pPr>
+                  <w:keepNext w:val="0"/>
+                  <w:keepLines w:val="0"/>
+                  <w:pageBreakBefore w:val="0"/>
+                  <w:widowControl w:val="0"/>
+                  <w:pBdr>
+                    <w:top w:space="0" w:sz="0" w:val="nil"/>
+                    <w:left w:space="0" w:sz="0" w:val="nil"/>
+                    <w:bottom w:space="0" w:sz="0" w:val="nil"/>
+                    <w:right w:space="0" w:sz="0" w:val="nil"/>
+                    <w:between w:space="0" w:sz="0" w:val="nil"/>
+                  </w:pBdr>
+                  <w:shd w:fill="auto" w:val="clear"/>
+                  <w:spacing w:after="0" w:before="0" w:line="240" w:lineRule="auto"/>
+                  <w:ind w:left="0" w:right="0" w:firstLine="0"/>
+                  <w:jc w:val="center"/>
+                  <w:rPr/>
+                </w:pPr>
+                <w:r>
+                  <w:rPr>
+                    <w:rtl w:val="0"/>
+                  </w:rPr>
+                  <w:t xml:space="preserve">Diagramas de las 5 vistas arquitectónicas y diagrama ER para la base de datos. </w:t>
+                </w:r>
+              </w:p>
+            </w:tc>
+            <w:tc>
+              <w:tcPr>
                 <w:shd w:fill="auto" w:val="clear"/>
-                <w:vertAlign w:val="baseline"/>
-              </w:rPr>
-            </w:pPr>
-            <w:r>
-              <w:rPr>
-                <w:rtl w:val="0"/>
-              </w:rPr>
-            </w:r>
-          </w:p>
-        </w:tc>
-        <w:tc>
-          <w:tcPr/>
-          <w:p>
-            <w:pPr>
-              <w:keepNext w:val="0"/>
-              <w:keepLines w:val="0"/>
-              <w:pageBreakBefore w:val="0"/>
-              <w:widowControl w:val="1"/>
-              <w:pBdr>
-                <w:top w:space="0" w:sz="0" w:val="nil"/>
-                <w:left w:space="0" w:sz="0" w:val="nil"/>
-                <w:bottom w:space="0" w:sz="0" w:val="nil"/>
-                <w:right w:space="0" w:sz="0" w:val="nil"/>
-                <w:between w:space="0" w:sz="0" w:val="nil"/>
-              </w:pBdr>
-              <w:shd w:fill="auto" w:val="clear"/>
-              <w:tabs>
-                <w:tab w:val="center" w:leader="none" w:pos="4419"/>
-                <w:tab w:val="right" w:leader="none" w:pos="8838"/>
-              </w:tabs>
-              <w:spacing w:after="0" w:before="0" w:line="240" w:lineRule="auto"/>
-              <w:ind w:left="0" w:right="0" w:firstLine="0"/>
-              <w:jc w:val="both"/>
-              <w:rPr>
-                <w:rFonts w:ascii="Calibri" w:cs="Calibri" w:eastAsia="Calibri" w:hAnsi="Calibri"/>
-                <w:b w:val="1"/>
-                <w:bCs w:val="1"/>
-                <w:i w:val="0"/>
-                <w:iCs w:val="0"/>
-                <w:smallCaps w:val="0"/>
-                <w:strike w:val="0"/>
-                <w:color w:val="1f3864"/>
-                <w:sz w:val="22"/>
-                <w:szCs w:val="22"/>
-                <w:u w:val="none"/>
+                <w:tcMar>
+                  <w:top w:w="100.0" w:type="dxa"/>
+                  <w:left w:w="100.0" w:type="dxa"/>
+                  <w:bottom w:w="100.0" w:type="dxa"/>
+                  <w:right w:w="100.0" w:type="dxa"/>
+                </w:tcMar>
+                <w:vAlign w:val="top"/>
+              </w:tcPr>
+              <w:p>
+                <w:pPr>
+                  <w:keepNext w:val="0"/>
+                  <w:keepLines w:val="0"/>
+                  <w:pageBreakBefore w:val="0"/>
+                  <w:widowControl w:val="0"/>
+                  <w:pBdr>
+                    <w:top w:space="0" w:sz="0" w:val="nil"/>
+                    <w:left w:space="0" w:sz="0" w:val="nil"/>
+                    <w:bottom w:space="0" w:sz="0" w:val="nil"/>
+                    <w:right w:space="0" w:sz="0" w:val="nil"/>
+                    <w:between w:space="0" w:sz="0" w:val="nil"/>
+                  </w:pBdr>
+                  <w:shd w:fill="auto" w:val="clear"/>
+                  <w:spacing w:after="0" w:before="0" w:line="240" w:lineRule="auto"/>
+                  <w:ind w:left="0" w:right="0" w:firstLine="0"/>
+                  <w:jc w:val="center"/>
+                  <w:rPr/>
+                </w:pPr>
+                <w:r>
+                  <w:rPr>
+                    <w:rtl w:val="0"/>
+                  </w:rPr>
+                  <w:t xml:space="preserve">Establece la base técnica para la conexión BLE, Supabase y el chatbot </w:t>
+                </w:r>
+              </w:p>
+            </w:tc>
+          </w:tr>
+          <w:tr>
+            <w:trPr>
+              <w:cantSplit w:val="0"/>
+              <w:tblHeader w:val="0"/>
+            </w:trPr>
+            <w:tc>
+              <w:tcPr>
                 <w:shd w:fill="auto" w:val="clear"/>
-                <w:vertAlign w:val="baseline"/>
-              </w:rPr>
-            </w:pPr>
-            <w:r>
-              <w:rPr>
-                <w:rtl w:val="0"/>
-              </w:rPr>
-            </w:r>
-          </w:p>
-        </w:tc>
-      </w:tr>
-      <w:tr>
-        <w:trPr>
-          <w:cantSplit w:val="0"/>
-          <w:trHeight w:val="362" w:hRule="atLeast"/>
-          <w:tblHeader w:val="0"/>
-        </w:trPr>
-        <w:tc>
-          <w:tcPr/>
-          <w:p>
-            <w:pPr>
-              <w:keepNext w:val="0"/>
-              <w:keepLines w:val="0"/>
-              <w:pageBreakBefore w:val="0"/>
-              <w:widowControl w:val="1"/>
-              <w:pBdr>
-                <w:top w:space="0" w:sz="0" w:val="nil"/>
-                <w:left w:space="0" w:sz="0" w:val="nil"/>
-                <w:bottom w:space="0" w:sz="0" w:val="nil"/>
-                <w:right w:space="0" w:sz="0" w:val="nil"/>
-                <w:between w:space="0" w:sz="0" w:val="nil"/>
-              </w:pBdr>
-              <w:shd w:fill="auto" w:val="clear"/>
-              <w:tabs>
-                <w:tab w:val="center" w:leader="none" w:pos="4419"/>
-                <w:tab w:val="right" w:leader="none" w:pos="8838"/>
-              </w:tabs>
-              <w:spacing w:after="0" w:before="0" w:line="240" w:lineRule="auto"/>
-              <w:ind w:left="0" w:right="0" w:firstLine="0"/>
-              <w:jc w:val="both"/>
-              <w:rPr>
-                <w:rFonts w:ascii="Calibri" w:cs="Calibri" w:eastAsia="Calibri" w:hAnsi="Calibri"/>
-                <w:b w:val="1"/>
-                <w:bCs w:val="1"/>
-                <w:i w:val="0"/>
-                <w:iCs w:val="0"/>
-                <w:smallCaps w:val="0"/>
-                <w:strike w:val="0"/>
-                <w:color w:val="1f3864"/>
-                <w:sz w:val="22"/>
-                <w:szCs w:val="22"/>
-                <w:u w:val="none"/>
+                <w:tcMar>
+                  <w:top w:w="100.0" w:type="dxa"/>
+                  <w:left w:w="100.0" w:type="dxa"/>
+                  <w:bottom w:w="100.0" w:type="dxa"/>
+                  <w:right w:w="100.0" w:type="dxa"/>
+                </w:tcMar>
+                <w:vAlign w:val="top"/>
+              </w:tcPr>
+              <w:p>
+                <w:pPr>
+                  <w:keepNext w:val="0"/>
+                  <w:keepLines w:val="0"/>
+                  <w:pageBreakBefore w:val="0"/>
+                  <w:widowControl w:val="0"/>
+                  <w:pBdr>
+                    <w:top w:space="0" w:sz="0" w:val="nil"/>
+                    <w:left w:space="0" w:sz="0" w:val="nil"/>
+                    <w:bottom w:space="0" w:sz="0" w:val="nil"/>
+                    <w:right w:space="0" w:sz="0" w:val="nil"/>
+                    <w:between w:space="0" w:sz="0" w:val="nil"/>
+                  </w:pBdr>
+                  <w:shd w:fill="auto" w:val="clear"/>
+                  <w:spacing w:after="0" w:before="0" w:line="240" w:lineRule="auto"/>
+                  <w:ind w:left="0" w:right="0" w:firstLine="0"/>
+                  <w:jc w:val="center"/>
+                  <w:rPr>
+                    <w:sz w:val="20"/>
+                    <w:szCs w:val="20"/>
+                  </w:rPr>
+                </w:pPr>
+                <w:r>
+                  <w:rPr>
+                    <w:sz w:val="20"/>
+                    <w:szCs w:val="20"/>
+                    <w:rtl w:val="0"/>
+                  </w:rPr>
+                  <w:t xml:space="preserve">Avance </w:t>
+                </w:r>
+              </w:p>
+            </w:tc>
+            <w:tc>
+              <w:tcPr>
                 <w:shd w:fill="auto" w:val="clear"/>
-                <w:vertAlign w:val="baseline"/>
-              </w:rPr>
-            </w:pPr>
-            <w:r>
-              <w:rPr>
-                <w:rtl w:val="0"/>
-              </w:rPr>
-            </w:r>
-          </w:p>
-        </w:tc>
-        <w:tc>
-          <w:tcPr/>
-          <w:p>
-            <w:pPr>
-              <w:keepNext w:val="0"/>
-              <w:keepLines w:val="0"/>
-              <w:pageBreakBefore w:val="0"/>
-              <w:widowControl w:val="1"/>
-              <w:pBdr>
-                <w:top w:space="0" w:sz="0" w:val="nil"/>
-                <w:left w:space="0" w:sz="0" w:val="nil"/>
-                <w:bottom w:space="0" w:sz="0" w:val="nil"/>
-                <w:right w:space="0" w:sz="0" w:val="nil"/>
-                <w:between w:space="0" w:sz="0" w:val="nil"/>
-              </w:pBdr>
-              <w:shd w:fill="auto" w:val="clear"/>
-              <w:tabs>
-                <w:tab w:val="center" w:leader="none" w:pos="4419"/>
-                <w:tab w:val="right" w:leader="none" w:pos="8838"/>
-              </w:tabs>
-              <w:spacing w:after="0" w:before="0" w:line="240" w:lineRule="auto"/>
-              <w:ind w:left="0" w:right="0" w:firstLine="0"/>
-              <w:jc w:val="both"/>
-              <w:rPr>
-                <w:rFonts w:ascii="Calibri" w:cs="Calibri" w:eastAsia="Calibri" w:hAnsi="Calibri"/>
-                <w:b w:val="1"/>
-                <w:bCs w:val="1"/>
-                <w:i w:val="0"/>
-                <w:iCs w:val="0"/>
-                <w:smallCaps w:val="0"/>
-                <w:strike w:val="0"/>
-                <w:color w:val="1f3864"/>
-                <w:sz w:val="22"/>
-                <w:szCs w:val="22"/>
-                <w:u w:val="none"/>
+                <w:tcMar>
+                  <w:top w:w="100.0" w:type="dxa"/>
+                  <w:left w:w="100.0" w:type="dxa"/>
+                  <w:bottom w:w="100.0" w:type="dxa"/>
+                  <w:right w:w="100.0" w:type="dxa"/>
+                </w:tcMar>
+                <w:vAlign w:val="top"/>
+              </w:tcPr>
+              <w:p>
+                <w:pPr>
+                  <w:keepNext w:val="0"/>
+                  <w:keepLines w:val="0"/>
+                  <w:pageBreakBefore w:val="0"/>
+                  <w:widowControl w:val="0"/>
+                  <w:pBdr>
+                    <w:top w:space="0" w:sz="0" w:val="nil"/>
+                    <w:left w:space="0" w:sz="0" w:val="nil"/>
+                    <w:bottom w:space="0" w:sz="0" w:val="nil"/>
+                    <w:right w:space="0" w:sz="0" w:val="nil"/>
+                    <w:between w:space="0" w:sz="0" w:val="nil"/>
+                  </w:pBdr>
+                  <w:shd w:fill="auto" w:val="clear"/>
+                  <w:spacing w:after="0" w:before="0" w:line="240" w:lineRule="auto"/>
+                  <w:ind w:left="0" w:right="0" w:firstLine="0"/>
+                  <w:jc w:val="center"/>
+                  <w:rPr>
+                    <w:sz w:val="20"/>
+                    <w:szCs w:val="20"/>
+                  </w:rPr>
+                </w:pPr>
+                <w:r>
+                  <w:rPr>
+                    <w:sz w:val="20"/>
+                    <w:szCs w:val="20"/>
+                    <w:rtl w:val="0"/>
+                  </w:rPr>
+                  <w:t xml:space="preserve">Bitácora de Sprints y Dailies </w:t>
+                </w:r>
+              </w:p>
+            </w:tc>
+            <w:tc>
+              <w:tcPr>
                 <w:shd w:fill="auto" w:val="clear"/>
-                <w:vertAlign w:val="baseline"/>
-              </w:rPr>
-            </w:pPr>
-            <w:r>
-              <w:rPr>
-                <w:rtl w:val="0"/>
-              </w:rPr>
-            </w:r>
-          </w:p>
-        </w:tc>
-        <w:tc>
-          <w:tcPr/>
-          <w:p>
-            <w:pPr>
-              <w:keepNext w:val="0"/>
-              <w:keepLines w:val="0"/>
-              <w:pageBreakBefore w:val="0"/>
-              <w:widowControl w:val="1"/>
-              <w:pBdr>
-                <w:top w:space="0" w:sz="0" w:val="nil"/>
-                <w:left w:space="0" w:sz="0" w:val="nil"/>
-                <w:bottom w:space="0" w:sz="0" w:val="nil"/>
-                <w:right w:space="0" w:sz="0" w:val="nil"/>
-                <w:between w:space="0" w:sz="0" w:val="nil"/>
-              </w:pBdr>
-              <w:shd w:fill="auto" w:val="clear"/>
-              <w:tabs>
-                <w:tab w:val="center" w:leader="none" w:pos="4419"/>
-                <w:tab w:val="right" w:leader="none" w:pos="8838"/>
-              </w:tabs>
-              <w:spacing w:after="0" w:before="0" w:line="240" w:lineRule="auto"/>
-              <w:ind w:left="0" w:right="0" w:firstLine="0"/>
-              <w:jc w:val="both"/>
-              <w:rPr>
-                <w:rFonts w:ascii="Calibri" w:cs="Calibri" w:eastAsia="Calibri" w:hAnsi="Calibri"/>
-                <w:b w:val="1"/>
-                <w:bCs w:val="1"/>
-                <w:i w:val="0"/>
-                <w:iCs w:val="0"/>
-                <w:smallCaps w:val="0"/>
-                <w:strike w:val="0"/>
-                <w:color w:val="1f3864"/>
-                <w:sz w:val="22"/>
-                <w:szCs w:val="22"/>
-                <w:u w:val="none"/>
+                <w:tcMar>
+                  <w:top w:w="100.0" w:type="dxa"/>
+                  <w:left w:w="100.0" w:type="dxa"/>
+                  <w:bottom w:w="100.0" w:type="dxa"/>
+                  <w:right w:w="100.0" w:type="dxa"/>
+                </w:tcMar>
+                <w:vAlign w:val="top"/>
+              </w:tcPr>
+              <w:p>
+                <w:pPr>
+                  <w:keepNext w:val="0"/>
+                  <w:keepLines w:val="0"/>
+                  <w:pageBreakBefore w:val="0"/>
+                  <w:widowControl w:val="0"/>
+                  <w:pBdr>
+                    <w:top w:space="0" w:sz="0" w:val="nil"/>
+                    <w:left w:space="0" w:sz="0" w:val="nil"/>
+                    <w:bottom w:space="0" w:sz="0" w:val="nil"/>
+                    <w:right w:space="0" w:sz="0" w:val="nil"/>
+                    <w:between w:space="0" w:sz="0" w:val="nil"/>
+                  </w:pBdr>
+                  <w:shd w:fill="auto" w:val="clear"/>
+                  <w:spacing w:after="0" w:before="0" w:line="240" w:lineRule="auto"/>
+                  <w:ind w:left="0" w:right="0" w:firstLine="0"/>
+                  <w:jc w:val="center"/>
+                  <w:rPr/>
+                </w:pPr>
+                <w:r>
+                  <w:rPr>
+                    <w:rtl w:val="0"/>
+                  </w:rPr>
+                  <w:t xml:space="preserve">Actas de Sprint Planning y registro periódico de reuniones Dailies. </w:t>
+                </w:r>
+              </w:p>
+            </w:tc>
+            <w:tc>
+              <w:tcPr>
                 <w:shd w:fill="auto" w:val="clear"/>
-                <w:vertAlign w:val="baseline"/>
-              </w:rPr>
-            </w:pPr>
-            <w:r>
-              <w:rPr>
-                <w:rtl w:val="0"/>
-              </w:rPr>
-            </w:r>
-          </w:p>
-        </w:tc>
-        <w:tc>
-          <w:tcPr/>
-          <w:p>
-            <w:pPr>
-              <w:keepNext w:val="0"/>
-              <w:keepLines w:val="0"/>
-              <w:pageBreakBefore w:val="0"/>
-              <w:widowControl w:val="1"/>
-              <w:pBdr>
-                <w:top w:space="0" w:sz="0" w:val="nil"/>
-                <w:left w:space="0" w:sz="0" w:val="nil"/>
-                <w:bottom w:space="0" w:sz="0" w:val="nil"/>
-                <w:right w:space="0" w:sz="0" w:val="nil"/>
-                <w:between w:space="0" w:sz="0" w:val="nil"/>
-              </w:pBdr>
-              <w:shd w:fill="auto" w:val="clear"/>
-              <w:tabs>
-                <w:tab w:val="center" w:leader="none" w:pos="4419"/>
-                <w:tab w:val="right" w:leader="none" w:pos="8838"/>
-              </w:tabs>
-              <w:spacing w:after="0" w:before="0" w:line="240" w:lineRule="auto"/>
-              <w:ind w:left="0" w:right="0" w:firstLine="0"/>
-              <w:jc w:val="both"/>
-              <w:rPr>
-                <w:rFonts w:ascii="Calibri" w:cs="Calibri" w:eastAsia="Calibri" w:hAnsi="Calibri"/>
-                <w:b w:val="1"/>
-                <w:bCs w:val="1"/>
-                <w:i w:val="0"/>
-                <w:iCs w:val="0"/>
-                <w:smallCaps w:val="0"/>
-                <w:strike w:val="0"/>
-                <w:color w:val="1f3864"/>
-                <w:sz w:val="22"/>
-                <w:szCs w:val="22"/>
-                <w:u w:val="none"/>
+                <w:tcMar>
+                  <w:top w:w="100.0" w:type="dxa"/>
+                  <w:left w:w="100.0" w:type="dxa"/>
+                  <w:bottom w:w="100.0" w:type="dxa"/>
+                  <w:right w:w="100.0" w:type="dxa"/>
+                </w:tcMar>
+                <w:vAlign w:val="top"/>
+              </w:tcPr>
+              <w:p>
+                <w:pPr>
+                  <w:keepNext w:val="0"/>
+                  <w:keepLines w:val="0"/>
+                  <w:pageBreakBefore w:val="0"/>
+                  <w:widowControl w:val="0"/>
+                  <w:pBdr>
+                    <w:top w:space="0" w:sz="0" w:val="nil"/>
+                    <w:left w:space="0" w:sz="0" w:val="nil"/>
+                    <w:bottom w:space="0" w:sz="0" w:val="nil"/>
+                    <w:right w:space="0" w:sz="0" w:val="nil"/>
+                    <w:between w:space="0" w:sz="0" w:val="nil"/>
+                  </w:pBdr>
+                  <w:shd w:fill="auto" w:val="clear"/>
+                  <w:spacing w:after="0" w:before="0" w:line="240" w:lineRule="auto"/>
+                  <w:ind w:left="0" w:right="0" w:firstLine="0"/>
+                  <w:jc w:val="center"/>
+                  <w:rPr/>
+                </w:pPr>
+                <w:r>
+                  <w:rPr>
+                    <w:rtl w:val="0"/>
+                  </w:rPr>
+                  <w:t xml:space="preserve">Evidencia el avance ágil del equipo y la resolución de bloqueos. </w:t>
+                </w:r>
+              </w:p>
+            </w:tc>
+          </w:tr>
+          <w:tr>
+            <w:trPr>
+              <w:cantSplit w:val="0"/>
+              <w:trHeight w:val="804.84375" w:hRule="atLeast"/>
+              <w:tblHeader w:val="0"/>
+            </w:trPr>
+            <w:tc>
+              <w:tcPr>
                 <w:shd w:fill="auto" w:val="clear"/>
-                <w:vertAlign w:val="baseline"/>
-              </w:rPr>
-            </w:pPr>
-            <w:r>
-              <w:rPr>
-                <w:rtl w:val="0"/>
-              </w:rPr>
-            </w:r>
-          </w:p>
-        </w:tc>
-      </w:tr>
-      <w:tr>
-        <w:trPr>
-          <w:cantSplit w:val="0"/>
-          <w:trHeight w:val="362" w:hRule="atLeast"/>
-          <w:tblHeader w:val="0"/>
-        </w:trPr>
-        <w:tc>
-          <w:tcPr/>
-          <w:p>
-            <w:pPr>
-              <w:keepNext w:val="0"/>
-              <w:keepLines w:val="0"/>
-              <w:pageBreakBefore w:val="0"/>
-              <w:widowControl w:val="1"/>
-              <w:pBdr>
-                <w:top w:space="0" w:sz="0" w:val="nil"/>
-                <w:left w:space="0" w:sz="0" w:val="nil"/>
-                <w:bottom w:space="0" w:sz="0" w:val="nil"/>
-                <w:right w:space="0" w:sz="0" w:val="nil"/>
-                <w:between w:space="0" w:sz="0" w:val="nil"/>
-              </w:pBdr>
-              <w:shd w:fill="auto" w:val="clear"/>
-              <w:tabs>
-                <w:tab w:val="center" w:leader="none" w:pos="4419"/>
-                <w:tab w:val="right" w:leader="none" w:pos="8838"/>
-              </w:tabs>
-              <w:spacing w:after="0" w:before="0" w:line="240" w:lineRule="auto"/>
-              <w:ind w:left="0" w:right="0" w:firstLine="0"/>
-              <w:jc w:val="both"/>
-              <w:rPr>
-                <w:rFonts w:ascii="Calibri" w:cs="Calibri" w:eastAsia="Calibri" w:hAnsi="Calibri"/>
-                <w:b w:val="1"/>
-                <w:bCs w:val="1"/>
-                <w:i w:val="0"/>
-                <w:iCs w:val="0"/>
-                <w:smallCaps w:val="0"/>
-                <w:strike w:val="0"/>
-                <w:color w:val="1f3864"/>
-                <w:sz w:val="22"/>
-                <w:szCs w:val="22"/>
-                <w:u w:val="none"/>
+                <w:tcMar>
+                  <w:top w:w="100.0" w:type="dxa"/>
+                  <w:left w:w="100.0" w:type="dxa"/>
+                  <w:bottom w:w="100.0" w:type="dxa"/>
+                  <w:right w:w="100.0" w:type="dxa"/>
+                </w:tcMar>
+                <w:vAlign w:val="top"/>
+              </w:tcPr>
+              <w:p>
+                <w:pPr>
+                  <w:keepNext w:val="0"/>
+                  <w:keepLines w:val="0"/>
+                  <w:pageBreakBefore w:val="0"/>
+                  <w:widowControl w:val="0"/>
+                  <w:pBdr>
+                    <w:top w:space="0" w:sz="0" w:val="nil"/>
+                    <w:left w:space="0" w:sz="0" w:val="nil"/>
+                    <w:bottom w:space="0" w:sz="0" w:val="nil"/>
+                    <w:right w:space="0" w:sz="0" w:val="nil"/>
+                    <w:between w:space="0" w:sz="0" w:val="nil"/>
+                  </w:pBdr>
+                  <w:shd w:fill="auto" w:val="clear"/>
+                  <w:spacing w:after="0" w:before="0" w:line="240" w:lineRule="auto"/>
+                  <w:ind w:left="0" w:right="0" w:firstLine="0"/>
+                  <w:jc w:val="center"/>
+                  <w:rPr>
+                    <w:sz w:val="20"/>
+                    <w:szCs w:val="20"/>
+                  </w:rPr>
+                </w:pPr>
+                <w:r>
+                  <w:rPr>
+                    <w:sz w:val="20"/>
+                    <w:szCs w:val="20"/>
+                    <w:rtl w:val="0"/>
+                  </w:rPr>
+                  <w:t xml:space="preserve">Avance </w:t>
+                </w:r>
+              </w:p>
+            </w:tc>
+            <w:tc>
+              <w:tcPr>
                 <w:shd w:fill="auto" w:val="clear"/>
-                <w:vertAlign w:val="baseline"/>
-              </w:rPr>
-            </w:pPr>
-            <w:r>
-              <w:rPr>
-                <w:rtl w:val="0"/>
-              </w:rPr>
-            </w:r>
-          </w:p>
-        </w:tc>
-        <w:tc>
-          <w:tcPr/>
-          <w:p>
-            <w:pPr>
-              <w:keepNext w:val="0"/>
-              <w:keepLines w:val="0"/>
-              <w:pageBreakBefore w:val="0"/>
-              <w:widowControl w:val="1"/>
-              <w:pBdr>
-                <w:top w:space="0" w:sz="0" w:val="nil"/>
-                <w:left w:space="0" w:sz="0" w:val="nil"/>
-                <w:bottom w:space="0" w:sz="0" w:val="nil"/>
-                <w:right w:space="0" w:sz="0" w:val="nil"/>
-                <w:between w:space="0" w:sz="0" w:val="nil"/>
-              </w:pBdr>
-              <w:shd w:fill="auto" w:val="clear"/>
-              <w:tabs>
-                <w:tab w:val="center" w:leader="none" w:pos="4419"/>
-                <w:tab w:val="right" w:leader="none" w:pos="8838"/>
-              </w:tabs>
-              <w:spacing w:after="0" w:before="0" w:line="240" w:lineRule="auto"/>
-              <w:ind w:left="0" w:right="0" w:firstLine="0"/>
-              <w:jc w:val="both"/>
-              <w:rPr>
-                <w:rFonts w:ascii="Calibri" w:cs="Calibri" w:eastAsia="Calibri" w:hAnsi="Calibri"/>
-                <w:b w:val="1"/>
-                <w:bCs w:val="1"/>
-                <w:i w:val="0"/>
-                <w:iCs w:val="0"/>
-                <w:smallCaps w:val="0"/>
-                <w:strike w:val="0"/>
-                <w:color w:val="1f3864"/>
-                <w:sz w:val="22"/>
-                <w:szCs w:val="22"/>
-                <w:u w:val="none"/>
+                <w:tcMar>
+                  <w:top w:w="100.0" w:type="dxa"/>
+                  <w:left w:w="100.0" w:type="dxa"/>
+                  <w:bottom w:w="100.0" w:type="dxa"/>
+                  <w:right w:w="100.0" w:type="dxa"/>
+                </w:tcMar>
+                <w:vAlign w:val="top"/>
+              </w:tcPr>
+              <w:p>
+                <w:pPr>
+                  <w:keepNext w:val="0"/>
+                  <w:keepLines w:val="0"/>
+                  <w:pageBreakBefore w:val="0"/>
+                  <w:widowControl w:val="0"/>
+                  <w:pBdr>
+                    <w:top w:space="0" w:sz="0" w:val="nil"/>
+                    <w:left w:space="0" w:sz="0" w:val="nil"/>
+                    <w:bottom w:space="0" w:sz="0" w:val="nil"/>
+                    <w:right w:space="0" w:sz="0" w:val="nil"/>
+                    <w:between w:space="0" w:sz="0" w:val="nil"/>
+                  </w:pBdr>
+                  <w:shd w:fill="auto" w:val="clear"/>
+                  <w:spacing w:after="0" w:before="0" w:line="240" w:lineRule="auto"/>
+                  <w:ind w:left="0" w:right="0" w:firstLine="0"/>
+                  <w:jc w:val="center"/>
+                  <w:rPr>
+                    <w:sz w:val="20"/>
+                    <w:szCs w:val="20"/>
+                  </w:rPr>
+                </w:pPr>
+                <w:r>
+                  <w:rPr>
+                    <w:sz w:val="20"/>
+                    <w:szCs w:val="20"/>
+                    <w:rtl w:val="0"/>
+                  </w:rPr>
+                  <w:t xml:space="preserve">Plan y Matriz de Casos de Prueba </w:t>
+                </w:r>
+              </w:p>
+            </w:tc>
+            <w:tc>
+              <w:tcPr>
                 <w:shd w:fill="auto" w:val="clear"/>
-                <w:vertAlign w:val="baseline"/>
-              </w:rPr>
-            </w:pPr>
-            <w:r>
-              <w:rPr>
-                <w:rtl w:val="0"/>
-              </w:rPr>
-            </w:r>
-          </w:p>
-        </w:tc>
-        <w:tc>
-          <w:tcPr/>
-          <w:p>
-            <w:pPr>
-              <w:keepNext w:val="0"/>
-              <w:keepLines w:val="0"/>
-              <w:pageBreakBefore w:val="0"/>
-              <w:widowControl w:val="1"/>
-              <w:pBdr>
-                <w:top w:space="0" w:sz="0" w:val="nil"/>
-                <w:left w:space="0" w:sz="0" w:val="nil"/>
-                <w:bottom w:space="0" w:sz="0" w:val="nil"/>
-                <w:right w:space="0" w:sz="0" w:val="nil"/>
-                <w:between w:space="0" w:sz="0" w:val="nil"/>
-              </w:pBdr>
-              <w:shd w:fill="auto" w:val="clear"/>
-              <w:tabs>
-                <w:tab w:val="center" w:leader="none" w:pos="4419"/>
-                <w:tab w:val="right" w:leader="none" w:pos="8838"/>
-              </w:tabs>
-              <w:spacing w:after="0" w:before="0" w:line="240" w:lineRule="auto"/>
-              <w:ind w:left="0" w:right="0" w:firstLine="0"/>
-              <w:jc w:val="both"/>
-              <w:rPr>
-                <w:rFonts w:ascii="Calibri" w:cs="Calibri" w:eastAsia="Calibri" w:hAnsi="Calibri"/>
-                <w:b w:val="1"/>
-                <w:bCs w:val="1"/>
-                <w:i w:val="0"/>
-                <w:iCs w:val="0"/>
-                <w:smallCaps w:val="0"/>
-                <w:strike w:val="0"/>
-                <w:color w:val="1f3864"/>
-                <w:sz w:val="22"/>
-                <w:szCs w:val="22"/>
-                <w:u w:val="none"/>
+                <w:tcMar>
+                  <w:top w:w="100.0" w:type="dxa"/>
+                  <w:left w:w="100.0" w:type="dxa"/>
+                  <w:bottom w:w="100.0" w:type="dxa"/>
+                  <w:right w:w="100.0" w:type="dxa"/>
+                </w:tcMar>
+                <w:vAlign w:val="top"/>
+              </w:tcPr>
+              <w:p>
+                <w:pPr>
+                  <w:keepNext w:val="0"/>
+                  <w:keepLines w:val="0"/>
+                  <w:pageBreakBefore w:val="0"/>
+                  <w:widowControl w:val="0"/>
+                  <w:pBdr>
+                    <w:top w:space="0" w:sz="0" w:val="nil"/>
+                    <w:left w:space="0" w:sz="0" w:val="nil"/>
+                    <w:bottom w:space="0" w:sz="0" w:val="nil"/>
+                    <w:right w:space="0" w:sz="0" w:val="nil"/>
+                    <w:between w:space="0" w:sz="0" w:val="nil"/>
+                  </w:pBdr>
+                  <w:shd w:fill="auto" w:val="clear"/>
+                  <w:spacing w:after="0" w:before="0" w:line="240" w:lineRule="auto"/>
+                  <w:ind w:left="0" w:right="0" w:firstLine="0"/>
+                  <w:jc w:val="center"/>
+                  <w:rPr/>
+                </w:pPr>
+                <w:r>
+                  <w:rPr>
+                    <w:rtl w:val="0"/>
+                  </w:rPr>
+                  <w:t xml:space="preserve">Estrategia de pruebas (Jest) y matriz de casos de prueba con vehículos reales. </w:t>
+                </w:r>
+              </w:p>
+            </w:tc>
+            <w:tc>
+              <w:tcPr>
                 <w:shd w:fill="auto" w:val="clear"/>
-                <w:vertAlign w:val="baseline"/>
-              </w:rPr>
-            </w:pPr>
-            <w:r>
-              <w:rPr>
-                <w:rtl w:val="0"/>
-              </w:rPr>
-            </w:r>
-          </w:p>
-        </w:tc>
-        <w:tc>
-          <w:tcPr/>
-          <w:p>
-            <w:pPr>
-              <w:keepNext w:val="0"/>
-              <w:keepLines w:val="0"/>
-              <w:pageBreakBefore w:val="0"/>
-              <w:widowControl w:val="1"/>
-              <w:pBdr>
-                <w:top w:space="0" w:sz="0" w:val="nil"/>
-                <w:left w:space="0" w:sz="0" w:val="nil"/>
-                <w:bottom w:space="0" w:sz="0" w:val="nil"/>
-                <w:right w:space="0" w:sz="0" w:val="nil"/>
-                <w:between w:space="0" w:sz="0" w:val="nil"/>
-              </w:pBdr>
-              <w:shd w:fill="auto" w:val="clear"/>
-              <w:tabs>
-                <w:tab w:val="center" w:leader="none" w:pos="4419"/>
-                <w:tab w:val="right" w:leader="none" w:pos="8838"/>
-              </w:tabs>
-              <w:spacing w:after="0" w:before="0" w:line="240" w:lineRule="auto"/>
-              <w:ind w:left="0" w:right="0" w:firstLine="0"/>
-              <w:jc w:val="both"/>
-              <w:rPr>
-                <w:rFonts w:ascii="Calibri" w:cs="Calibri" w:eastAsia="Calibri" w:hAnsi="Calibri"/>
-                <w:b w:val="1"/>
-                <w:bCs w:val="1"/>
-                <w:i w:val="0"/>
-                <w:iCs w:val="0"/>
-                <w:smallCaps w:val="0"/>
-                <w:strike w:val="0"/>
-                <w:color w:val="1f3864"/>
-                <w:sz w:val="22"/>
-                <w:szCs w:val="22"/>
-                <w:u w:val="none"/>
+                <w:tcMar>
+                  <w:top w:w="100.0" w:type="dxa"/>
+                  <w:left w:w="100.0" w:type="dxa"/>
+                  <w:bottom w:w="100.0" w:type="dxa"/>
+                  <w:right w:w="100.0" w:type="dxa"/>
+                </w:tcMar>
+                <w:vAlign w:val="top"/>
+              </w:tcPr>
+              <w:p>
+                <w:pPr>
+                  <w:keepNext w:val="0"/>
+                  <w:keepLines w:val="0"/>
+                  <w:pageBreakBefore w:val="0"/>
+                  <w:widowControl w:val="0"/>
+                  <w:pBdr>
+                    <w:top w:space="0" w:sz="0" w:val="nil"/>
+                    <w:left w:space="0" w:sz="0" w:val="nil"/>
+                    <w:bottom w:space="0" w:sz="0" w:val="nil"/>
+                    <w:right w:space="0" w:sz="0" w:val="nil"/>
+                    <w:between w:space="0" w:sz="0" w:val="nil"/>
+                  </w:pBdr>
+                  <w:shd w:fill="auto" w:val="clear"/>
+                  <w:spacing w:after="0" w:before="0" w:line="240" w:lineRule="auto"/>
+                  <w:ind w:left="0" w:right="0" w:firstLine="0"/>
+                  <w:jc w:val="center"/>
+                  <w:rPr/>
+                </w:pPr>
+                <w:r>
+                  <w:rPr>
+                    <w:rtl w:val="0"/>
+                  </w:rPr>
+                  <w:t xml:space="preserve">Valida la correcta decodificación OBD-II y la estabilidad de la app </w:t>
+                </w:r>
+              </w:p>
+            </w:tc>
+          </w:tr>
+          <w:tr>
+            <w:trPr>
+              <w:cantSplit w:val="0"/>
+              <w:trHeight w:val="444.84375" w:hRule="atLeast"/>
+              <w:tblHeader w:val="0"/>
+            </w:trPr>
+            <w:tc>
+              <w:tcPr>
                 <w:shd w:fill="auto" w:val="clear"/>
-                <w:vertAlign w:val="baseline"/>
-              </w:rPr>
-            </w:pPr>
-            <w:r>
-              <w:rPr>
-                <w:rtl w:val="0"/>
-              </w:rPr>
-            </w:r>
-          </w:p>
-        </w:tc>
-      </w:tr>
-    </w:tbl>
+                <w:tcMar>
+                  <w:top w:w="100.0" w:type="dxa"/>
+                  <w:left w:w="100.0" w:type="dxa"/>
+                  <w:bottom w:w="100.0" w:type="dxa"/>
+                  <w:right w:w="100.0" w:type="dxa"/>
+                </w:tcMar>
+                <w:vAlign w:val="top"/>
+              </w:tcPr>
+              <w:p>
+                <w:pPr>
+                  <w:keepNext w:val="0"/>
+                  <w:keepLines w:val="0"/>
+                  <w:pageBreakBefore w:val="0"/>
+                  <w:widowControl w:val="0"/>
+                  <w:pBdr>
+                    <w:top w:space="0" w:sz="0" w:val="nil"/>
+                    <w:left w:space="0" w:sz="0" w:val="nil"/>
+                    <w:bottom w:space="0" w:sz="0" w:val="nil"/>
+                    <w:right w:space="0" w:sz="0" w:val="nil"/>
+                    <w:between w:space="0" w:sz="0" w:val="nil"/>
+                  </w:pBdr>
+                  <w:shd w:fill="auto" w:val="clear"/>
+                  <w:spacing w:after="0" w:before="0" w:line="240" w:lineRule="auto"/>
+                  <w:ind w:left="0" w:right="0" w:firstLine="0"/>
+                  <w:jc w:val="center"/>
+                  <w:rPr>
+                    <w:sz w:val="20"/>
+                    <w:szCs w:val="20"/>
+                  </w:rPr>
+                </w:pPr>
+                <w:r>
+                  <w:rPr>
+                    <w:sz w:val="20"/>
+                    <w:szCs w:val="20"/>
+                    <w:rtl w:val="0"/>
+                  </w:rPr>
+                  <w:t xml:space="preserve">Avance </w:t>
+                </w:r>
+              </w:p>
+            </w:tc>
+            <w:tc>
+              <w:tcPr>
+                <w:shd w:fill="auto" w:val="clear"/>
+                <w:tcMar>
+                  <w:top w:w="100.0" w:type="dxa"/>
+                  <w:left w:w="100.0" w:type="dxa"/>
+                  <w:bottom w:w="100.0" w:type="dxa"/>
+                  <w:right w:w="100.0" w:type="dxa"/>
+                </w:tcMar>
+                <w:vAlign w:val="top"/>
+              </w:tcPr>
+              <w:p>
+                <w:pPr>
+                  <w:keepNext w:val="0"/>
+                  <w:keepLines w:val="0"/>
+                  <w:pageBreakBefore w:val="0"/>
+                  <w:widowControl w:val="0"/>
+                  <w:pBdr>
+                    <w:top w:space="0" w:sz="0" w:val="nil"/>
+                    <w:left w:space="0" w:sz="0" w:val="nil"/>
+                    <w:bottom w:space="0" w:sz="0" w:val="nil"/>
+                    <w:right w:space="0" w:sz="0" w:val="nil"/>
+                    <w:between w:space="0" w:sz="0" w:val="nil"/>
+                  </w:pBdr>
+                  <w:shd w:fill="auto" w:val="clear"/>
+                  <w:spacing w:after="0" w:before="0" w:line="240" w:lineRule="auto"/>
+                  <w:ind w:left="0" w:right="0" w:firstLine="0"/>
+                  <w:jc w:val="center"/>
+                  <w:rPr>
+                    <w:sz w:val="20"/>
+                    <w:szCs w:val="20"/>
+                  </w:rPr>
+                </w:pPr>
+                <w:r>
+                  <w:rPr>
+                    <w:sz w:val="20"/>
+                    <w:szCs w:val="20"/>
+                    <w:rtl w:val="0"/>
+                  </w:rPr>
+                  <w:t xml:space="preserve">Aplicación Móvil y Repositorio </w:t>
+                </w:r>
+              </w:p>
+            </w:tc>
+            <w:tc>
+              <w:tcPr>
+                <w:shd w:fill="auto" w:val="clear"/>
+                <w:tcMar>
+                  <w:top w:w="100.0" w:type="dxa"/>
+                  <w:left w:w="100.0" w:type="dxa"/>
+                  <w:bottom w:w="100.0" w:type="dxa"/>
+                  <w:right w:w="100.0" w:type="dxa"/>
+                </w:tcMar>
+                <w:vAlign w:val="top"/>
+              </w:tcPr>
+              <w:p>
+                <w:pPr>
+                  <w:keepNext w:val="0"/>
+                  <w:keepLines w:val="0"/>
+                  <w:pageBreakBefore w:val="0"/>
+                  <w:widowControl w:val="0"/>
+                  <w:pBdr>
+                    <w:top w:space="0" w:sz="0" w:val="nil"/>
+                    <w:left w:space="0" w:sz="0" w:val="nil"/>
+                    <w:bottom w:space="0" w:sz="0" w:val="nil"/>
+                    <w:right w:space="0" w:sz="0" w:val="nil"/>
+                    <w:between w:space="0" w:sz="0" w:val="nil"/>
+                  </w:pBdr>
+                  <w:shd w:fill="auto" w:val="clear"/>
+                  <w:spacing w:after="0" w:before="0" w:line="240" w:lineRule="auto"/>
+                  <w:ind w:left="0" w:right="0" w:firstLine="0"/>
+                  <w:jc w:val="center"/>
+                  <w:rPr/>
+                </w:pPr>
+                <w:r>
+                  <w:rPr>
+                    <w:rtl w:val="0"/>
+                  </w:rPr>
+                  <w:t xml:space="preserve">Código fuente en GitHub y ejecutable APK de la aplicación Android. </w:t>
+                </w:r>
+              </w:p>
+            </w:tc>
+            <w:tc>
+              <w:tcPr>
+                <w:shd w:fill="auto" w:val="clear"/>
+                <w:tcMar>
+                  <w:top w:w="100.0" w:type="dxa"/>
+                  <w:left w:w="100.0" w:type="dxa"/>
+                  <w:bottom w:w="100.0" w:type="dxa"/>
+                  <w:right w:w="100.0" w:type="dxa"/>
+                </w:tcMar>
+                <w:vAlign w:val="top"/>
+              </w:tcPr>
+              <w:p>
+                <w:pPr>
+                  <w:keepNext w:val="0"/>
+                  <w:keepLines w:val="0"/>
+                  <w:pageBreakBefore w:val="0"/>
+                  <w:widowControl w:val="0"/>
+                  <w:pBdr>
+                    <w:top w:space="0" w:sz="0" w:val="nil"/>
+                    <w:left w:space="0" w:sz="0" w:val="nil"/>
+                    <w:bottom w:space="0" w:sz="0" w:val="nil"/>
+                    <w:right w:space="0" w:sz="0" w:val="nil"/>
+                    <w:between w:space="0" w:sz="0" w:val="nil"/>
+                  </w:pBdr>
+                  <w:shd w:fill="auto" w:val="clear"/>
+                  <w:spacing w:after="0" w:before="0" w:line="240" w:lineRule="auto"/>
+                  <w:ind w:left="0" w:right="0" w:firstLine="0"/>
+                  <w:jc w:val="center"/>
+                  <w:rPr/>
+                </w:pPr>
+                <w:r>
+                  <w:rPr>
+                    <w:rtl w:val="0"/>
+                  </w:rPr>
+                  <w:t xml:space="preserve">Entrega el producto software funcional acordado. </w:t>
+                </w:r>
+              </w:p>
+            </w:tc>
+          </w:tr>
+          <w:tr>
+            <w:trPr>
+              <w:cantSplit w:val="0"/>
+              <w:trHeight w:val="472.96875" w:hRule="atLeast"/>
+              <w:tblHeader w:val="0"/>
+            </w:trPr>
+            <w:tc>
+              <w:tcPr>
+                <w:shd w:fill="auto" w:val="clear"/>
+                <w:tcMar>
+                  <w:top w:w="100.0" w:type="dxa"/>
+                  <w:left w:w="100.0" w:type="dxa"/>
+                  <w:bottom w:w="100.0" w:type="dxa"/>
+                  <w:right w:w="100.0" w:type="dxa"/>
+                </w:tcMar>
+                <w:vAlign w:val="top"/>
+              </w:tcPr>
+              <w:p>
+                <w:pPr>
+                  <w:keepNext w:val="0"/>
+                  <w:keepLines w:val="0"/>
+                  <w:pageBreakBefore w:val="0"/>
+                  <w:widowControl w:val="0"/>
+                  <w:pBdr>
+                    <w:top w:space="0" w:sz="0" w:val="nil"/>
+                    <w:left w:space="0" w:sz="0" w:val="nil"/>
+                    <w:bottom w:space="0" w:sz="0" w:val="nil"/>
+                    <w:right w:space="0" w:sz="0" w:val="nil"/>
+                    <w:between w:space="0" w:sz="0" w:val="nil"/>
+                  </w:pBdr>
+                  <w:shd w:fill="auto" w:val="clear"/>
+                  <w:spacing w:after="0" w:before="0" w:line="240" w:lineRule="auto"/>
+                  <w:ind w:left="0" w:right="0" w:firstLine="0"/>
+                  <w:jc w:val="center"/>
+                  <w:rPr>
+                    <w:sz w:val="20"/>
+                    <w:szCs w:val="20"/>
+                  </w:rPr>
+                </w:pPr>
+                <w:r>
+                  <w:rPr>
+                    <w:sz w:val="20"/>
+                    <w:szCs w:val="20"/>
+                    <w:rtl w:val="0"/>
+                  </w:rPr>
+                  <w:t xml:space="preserve">Avance </w:t>
+                </w:r>
+              </w:p>
+            </w:tc>
+            <w:tc>
+              <w:tcPr>
+                <w:shd w:fill="auto" w:val="clear"/>
+                <w:tcMar>
+                  <w:top w:w="100.0" w:type="dxa"/>
+                  <w:left w:w="100.0" w:type="dxa"/>
+                  <w:bottom w:w="100.0" w:type="dxa"/>
+                  <w:right w:w="100.0" w:type="dxa"/>
+                </w:tcMar>
+                <w:vAlign w:val="top"/>
+              </w:tcPr>
+              <w:p>
+                <w:pPr>
+                  <w:keepNext w:val="0"/>
+                  <w:keepLines w:val="0"/>
+                  <w:pageBreakBefore w:val="0"/>
+                  <w:widowControl w:val="0"/>
+                  <w:pBdr>
+                    <w:top w:space="0" w:sz="0" w:val="nil"/>
+                    <w:left w:space="0" w:sz="0" w:val="nil"/>
+                    <w:bottom w:space="0" w:sz="0" w:val="nil"/>
+                    <w:right w:space="0" w:sz="0" w:val="nil"/>
+                    <w:between w:space="0" w:sz="0" w:val="nil"/>
+                  </w:pBdr>
+                  <w:shd w:fill="auto" w:val="clear"/>
+                  <w:spacing w:after="0" w:before="0" w:line="240" w:lineRule="auto"/>
+                  <w:ind w:left="0" w:right="0" w:firstLine="0"/>
+                  <w:jc w:val="center"/>
+                  <w:rPr>
+                    <w:sz w:val="20"/>
+                    <w:szCs w:val="20"/>
+                  </w:rPr>
+                </w:pPr>
+                <w:r>
+                  <w:rPr>
+                    <w:sz w:val="20"/>
+                    <w:szCs w:val="20"/>
+                    <w:rtl w:val="0"/>
+                  </w:rPr>
+                  <w:t xml:space="preserve">Informe Final y Demostración</w:t>
+                </w:r>
+                <w:r>
+                  <w:rPr>
+                    <w:sz w:val="20"/>
+                    <w:szCs w:val="20"/>
+                    <w:rtl w:val="0"/>
+                  </w:rPr>
+                  <w:t xml:space="preserve"> </w:t>
+                </w:r>
+              </w:p>
+            </w:tc>
+            <w:tc>
+              <w:tcPr>
+                <w:shd w:fill="auto" w:val="clear"/>
+                <w:tcMar>
+                  <w:top w:w="100.0" w:type="dxa"/>
+                  <w:left w:w="100.0" w:type="dxa"/>
+                  <w:bottom w:w="100.0" w:type="dxa"/>
+                  <w:right w:w="100.0" w:type="dxa"/>
+                </w:tcMar>
+                <w:vAlign w:val="top"/>
+              </w:tcPr>
+              <w:p>
+                <w:pPr>
+                  <w:keepNext w:val="0"/>
+                  <w:keepLines w:val="0"/>
+                  <w:pageBreakBefore w:val="0"/>
+                  <w:widowControl w:val="0"/>
+                  <w:pBdr>
+                    <w:top w:space="0" w:sz="0" w:val="nil"/>
+                    <w:left w:space="0" w:sz="0" w:val="nil"/>
+                    <w:bottom w:space="0" w:sz="0" w:val="nil"/>
+                    <w:right w:space="0" w:sz="0" w:val="nil"/>
+                    <w:between w:space="0" w:sz="0" w:val="nil"/>
+                  </w:pBdr>
+                  <w:shd w:fill="auto" w:val="clear"/>
+                  <w:spacing w:after="0" w:before="0" w:line="240" w:lineRule="auto"/>
+                  <w:ind w:left="0" w:right="0" w:firstLine="0"/>
+                  <w:jc w:val="center"/>
+                  <w:rPr/>
+                </w:pPr>
+                <w:r>
+                  <w:rPr>
+                    <w:rtl w:val="0"/>
+                  </w:rPr>
+                  <w:t xml:space="preserve">Informe consolidado, manuales técnicos y presentación de defensa. </w:t>
+                </w:r>
+              </w:p>
+            </w:tc>
+            <w:tc>
+              <w:tcPr>
+                <w:shd w:fill="auto" w:val="clear"/>
+                <w:tcMar>
+                  <w:top w:w="100.0" w:type="dxa"/>
+                  <w:left w:w="100.0" w:type="dxa"/>
+                  <w:bottom w:w="100.0" w:type="dxa"/>
+                  <w:right w:w="100.0" w:type="dxa"/>
+                </w:tcMar>
+                <w:vAlign w:val="top"/>
+              </w:tcPr>
+              <w:p>
+                <w:pPr>
+                  <w:keepNext w:val="0"/>
+                  <w:keepLines w:val="0"/>
+                  <w:pageBreakBefore w:val="0"/>
+                  <w:widowControl w:val="0"/>
+                  <w:pBdr>
+                    <w:top w:space="0" w:sz="0" w:val="nil"/>
+                    <w:left w:space="0" w:sz="0" w:val="nil"/>
+                    <w:bottom w:space="0" w:sz="0" w:val="nil"/>
+                    <w:right w:space="0" w:sz="0" w:val="nil"/>
+                    <w:between w:space="0" w:sz="0" w:val="nil"/>
+                  </w:pBdr>
+                  <w:shd w:fill="auto" w:val="clear"/>
+                  <w:spacing w:after="0" w:before="0" w:line="240" w:lineRule="auto"/>
+                  <w:ind w:left="0" w:right="0" w:firstLine="0"/>
+                  <w:jc w:val="center"/>
+                  <w:rPr/>
+                </w:pPr>
+                <w:r>
+                  <w:rPr>
+                    <w:rtl w:val="0"/>
+                  </w:rPr>
+                  <w:t xml:space="preserve">Acredita la solución final y el cumplimiento del perfil de egreso. </w:t>
+                </w:r>
+              </w:p>
+            </w:tc>
+          </w:tr>
+        </w:tbl>
+      </w:sdtContent>
+    </w:sdt>
     <w:p>
       <w:pPr>
         <w:spacing w:after="0" w:line="360" w:lineRule="auto"/>
@@ -4356,7 +4780,6 @@
             <w:pPr>
               <w:keepNext w:val="0"/>
               <w:keepLines w:val="0"/>
-              <w:pageBreakBefore w:val="0"/>
               <w:widowControl w:val="1"/>
               <w:pBdr>
                 <w:top w:space="0" w:sz="0" w:val="nil"/>
@@ -6313,7 +6736,6 @@
             <w:pPr>
               <w:keepNext w:val="0"/>
               <w:keepLines w:val="0"/>
-              <w:pageBreakBefore w:val="0"/>
               <w:widowControl w:val="1"/>
               <w:pBdr>
                 <w:top w:space="0" w:sz="0" w:val="nil"/>
@@ -9986,7 +10408,6 @@
       <w:pPr>
         <w:keepNext w:val="0"/>
         <w:keepLines w:val="0"/>
-        <w:pageBreakBefore w:val="0"/>
         <w:widowControl w:val="1"/>
         <w:pBdr>
           <w:top w:space="0" w:sz="0" w:val="nil"/>
@@ -10071,7 +10492,6 @@
     <w:pPr>
       <w:keepNext w:val="0"/>
       <w:keepLines w:val="0"/>
-      <w:pageBreakBefore w:val="0"/>
       <w:widowControl w:val="0"/>
       <w:pBdr>
         <w:top w:space="0" w:sz="0" w:val="nil"/>
@@ -10225,7 +10645,7 @@
               <wp:inline distB="0" distT="0" distL="0" distR="0">
                 <wp:extent cx="1996440" cy="428625"/>
                 <wp:effectExtent b="0" l="0" r="0" t="0"/>
-                <wp:docPr descr="http://www.duoc.cl/normasgraficas/normasgraficas/marca-duoc/6logo-fondo-transparente/fondo-transparente.png" id="49" name="image1.png"/>
+                <wp:docPr descr="http://www.duoc.cl/normasgraficas/normasgraficas/marca-duoc/6logo-fondo-transparente/fondo-transparente.png" id="51" name="image1.png"/>
                 <a:graphic>
                   <a:graphicData uri="http://schemas.openxmlformats.org/drawingml/2006/picture">
                     <pic:pic>
@@ -10267,7 +10687,6 @@
     <w:pPr>
       <w:keepNext w:val="0"/>
       <w:keepLines w:val="0"/>
-      <w:pageBreakBefore w:val="0"/>
       <w:widowControl w:val="1"/>
       <w:pBdr>
         <w:top w:space="0" w:sz="0" w:val="nil"/>
@@ -10750,6 +11169,20 @@
       <w:szCs w:val="72"/>
     </w:rPr>
   </w:style>
+  <w:style w:type="table" w:styleId="TableNormal" w:default="1">
+    <w:name w:val="TableNormal"/>
+    <w:tblPr>
+      <w:tblCellMar>
+        <w:top w:w="100.0" w:type="dxa"/>
+        <w:left w:w="100.0" w:type="dxa"/>
+        <w:bottom w:w="100.0" w:type="dxa"/>
+        <w:right w:w="100.0" w:type="dxa"/>
+      </w:tblCellMar>
+    </w:tblPr>
+  </w:style>
+  <w:style w:type="paragraph" w:styleId="Normal" w:default="1">
+    <w:name w:val="normal"/>
+  </w:style>
   <w:style w:type="character" w:styleId="Fuentedeprrafopredeter" w:default="1">
     <w:name w:val="Default Paragraph Font"/>
     <w:uiPriority w:val="1"/>
@@ -11038,6 +11471,295 @@
       <w:szCs w:val="20"/>
     </w:rPr>
   </w:style>
+  <w:style w:type="table" w:styleId="Table1">
+    <w:basedOn w:val="TableNormal"/>
+    <w:rPr>
+      <w:sz w:val="22"/>
+      <w:szCs w:val="22"/>
+    </w:rPr>
+    <w:tblPr>
+      <w:tblStyleRowBandSize w:val="1"/>
+      <w:tblStyleColBandSize w:val="1"/>
+      <w:tblCellMar>
+        <w:top w:w="0.0" w:type="dxa"/>
+        <w:left w:w="108.0" w:type="dxa"/>
+        <w:bottom w:w="0.0" w:type="dxa"/>
+        <w:right w:w="108.0" w:type="dxa"/>
+      </w:tblCellMar>
+    </w:tblPr>
+  </w:style>
+  <w:style w:type="table" w:styleId="Table2">
+    <w:basedOn w:val="TableNormal"/>
+    <w:rPr>
+      <w:sz w:val="22"/>
+      <w:szCs w:val="22"/>
+    </w:rPr>
+    <w:tblPr>
+      <w:tblStyleRowBandSize w:val="1"/>
+      <w:tblStyleColBandSize w:val="1"/>
+      <w:tblCellMar>
+        <w:top w:w="0.0" w:type="dxa"/>
+        <w:left w:w="108.0" w:type="dxa"/>
+        <w:bottom w:w="0.0" w:type="dxa"/>
+        <w:right w:w="108.0" w:type="dxa"/>
+      </w:tblCellMar>
+    </w:tblPr>
+  </w:style>
+  <w:style w:type="table" w:styleId="Table3">
+    <w:basedOn w:val="TableNormal"/>
+    <w:rPr>
+      <w:sz w:val="22"/>
+      <w:szCs w:val="22"/>
+    </w:rPr>
+    <w:tblPr>
+      <w:tblStyleRowBandSize w:val="1"/>
+      <w:tblStyleColBandSize w:val="1"/>
+      <w:tblCellMar>
+        <w:top w:w="0.0" w:type="dxa"/>
+        <w:left w:w="108.0" w:type="dxa"/>
+        <w:bottom w:w="0.0" w:type="dxa"/>
+        <w:right w:w="108.0" w:type="dxa"/>
+      </w:tblCellMar>
+    </w:tblPr>
+  </w:style>
+  <w:style w:type="table" w:styleId="Table4">
+    <w:basedOn w:val="TableNormal"/>
+    <w:rPr>
+      <w:sz w:val="22"/>
+      <w:szCs w:val="22"/>
+    </w:rPr>
+    <w:tblPr>
+      <w:tblStyleRowBandSize w:val="1"/>
+      <w:tblStyleColBandSize w:val="1"/>
+      <w:tblCellMar>
+        <w:top w:w="0.0" w:type="dxa"/>
+        <w:left w:w="108.0" w:type="dxa"/>
+        <w:bottom w:w="0.0" w:type="dxa"/>
+        <w:right w:w="108.0" w:type="dxa"/>
+      </w:tblCellMar>
+    </w:tblPr>
+  </w:style>
+  <w:style w:type="table" w:styleId="Table5">
+    <w:basedOn w:val="TableNormal"/>
+    <w:rPr>
+      <w:sz w:val="22"/>
+      <w:szCs w:val="22"/>
+    </w:rPr>
+    <w:tblPr>
+      <w:tblStyleRowBandSize w:val="1"/>
+      <w:tblStyleColBandSize w:val="1"/>
+      <w:tblCellMar>
+        <w:top w:w="0.0" w:type="dxa"/>
+        <w:left w:w="108.0" w:type="dxa"/>
+        <w:bottom w:w="0.0" w:type="dxa"/>
+        <w:right w:w="108.0" w:type="dxa"/>
+      </w:tblCellMar>
+    </w:tblPr>
+  </w:style>
+  <w:style w:type="table" w:styleId="Table6">
+    <w:basedOn w:val="TableNormal"/>
+    <w:rPr>
+      <w:sz w:val="22"/>
+      <w:szCs w:val="22"/>
+    </w:rPr>
+    <w:tblPr>
+      <w:tblStyleRowBandSize w:val="1"/>
+      <w:tblStyleColBandSize w:val="1"/>
+      <w:tblCellMar>
+        <w:top w:w="0.0" w:type="dxa"/>
+        <w:left w:w="108.0" w:type="dxa"/>
+        <w:bottom w:w="0.0" w:type="dxa"/>
+        <w:right w:w="108.0" w:type="dxa"/>
+      </w:tblCellMar>
+    </w:tblPr>
+  </w:style>
+  <w:style w:type="table" w:styleId="Table7">
+    <w:basedOn w:val="TableNormal"/>
+    <w:rPr>
+      <w:sz w:val="22"/>
+      <w:szCs w:val="22"/>
+    </w:rPr>
+    <w:tblPr>
+      <w:tblStyleRowBandSize w:val="1"/>
+      <w:tblStyleColBandSize w:val="1"/>
+      <w:tblCellMar>
+        <w:top w:w="0.0" w:type="dxa"/>
+        <w:left w:w="108.0" w:type="dxa"/>
+        <w:bottom w:w="0.0" w:type="dxa"/>
+        <w:right w:w="108.0" w:type="dxa"/>
+      </w:tblCellMar>
+    </w:tblPr>
+  </w:style>
+  <w:style w:type="table" w:styleId="Table8">
+    <w:basedOn w:val="TableNormal"/>
+    <w:rPr>
+      <w:sz w:val="22"/>
+      <w:szCs w:val="22"/>
+    </w:rPr>
+    <w:tblPr>
+      <w:tblStyleRowBandSize w:val="1"/>
+      <w:tblStyleColBandSize w:val="1"/>
+      <w:tblCellMar>
+        <w:top w:w="0.0" w:type="dxa"/>
+        <w:left w:w="108.0" w:type="dxa"/>
+        <w:bottom w:w="0.0" w:type="dxa"/>
+        <w:right w:w="108.0" w:type="dxa"/>
+      </w:tblCellMar>
+    </w:tblPr>
+  </w:style>
+  <w:style w:type="table" w:styleId="Table9">
+    <w:basedOn w:val="TableNormal"/>
+    <w:rPr>
+      <w:sz w:val="22"/>
+      <w:szCs w:val="22"/>
+    </w:rPr>
+    <w:tblPr>
+      <w:tblStyleRowBandSize w:val="1"/>
+      <w:tblStyleColBandSize w:val="1"/>
+      <w:tblCellMar>
+        <w:top w:w="0.0" w:type="dxa"/>
+        <w:left w:w="108.0" w:type="dxa"/>
+        <w:bottom w:w="0.0" w:type="dxa"/>
+        <w:right w:w="108.0" w:type="dxa"/>
+      </w:tblCellMar>
+    </w:tblPr>
+  </w:style>
+  <w:style w:type="table" w:styleId="Table10">
+    <w:basedOn w:val="TableNormal"/>
+    <w:rPr>
+      <w:sz w:val="22"/>
+      <w:szCs w:val="22"/>
+    </w:rPr>
+    <w:tblPr>
+      <w:tblStyleRowBandSize w:val="1"/>
+      <w:tblStyleColBandSize w:val="1"/>
+      <w:tblCellMar>
+        <w:top w:w="0.0" w:type="dxa"/>
+        <w:left w:w="108.0" w:type="dxa"/>
+        <w:bottom w:w="0.0" w:type="dxa"/>
+        <w:right w:w="108.0" w:type="dxa"/>
+      </w:tblCellMar>
+    </w:tblPr>
+  </w:style>
+  <w:style w:type="table" w:styleId="Table11">
+    <w:basedOn w:val="TableNormal"/>
+    <w:rPr>
+      <w:sz w:val="22"/>
+      <w:szCs w:val="22"/>
+    </w:rPr>
+    <w:tblPr>
+      <w:tblStyleRowBandSize w:val="1"/>
+      <w:tblStyleColBandSize w:val="1"/>
+      <w:tblCellMar>
+        <w:top w:w="0.0" w:type="dxa"/>
+        <w:left w:w="108.0" w:type="dxa"/>
+        <w:bottom w:w="0.0" w:type="dxa"/>
+        <w:right w:w="108.0" w:type="dxa"/>
+      </w:tblCellMar>
+    </w:tblPr>
+  </w:style>
+  <w:style w:type="table" w:styleId="Table12">
+    <w:basedOn w:val="TableNormal"/>
+    <w:rPr>
+      <w:sz w:val="22"/>
+      <w:szCs w:val="22"/>
+    </w:rPr>
+    <w:tblPr>
+      <w:tblStyleRowBandSize w:val="1"/>
+      <w:tblStyleColBandSize w:val="1"/>
+      <w:tblCellMar>
+        <w:top w:w="0.0" w:type="dxa"/>
+        <w:left w:w="108.0" w:type="dxa"/>
+        <w:bottom w:w="0.0" w:type="dxa"/>
+        <w:right w:w="108.0" w:type="dxa"/>
+      </w:tblCellMar>
+    </w:tblPr>
+  </w:style>
+  <w:style w:type="table" w:styleId="Table13">
+    <w:basedOn w:val="TableNormal"/>
+    <w:rPr>
+      <w:sz w:val="22"/>
+      <w:szCs w:val="22"/>
+    </w:rPr>
+    <w:tblPr>
+      <w:tblStyleRowBandSize w:val="1"/>
+      <w:tblStyleColBandSize w:val="1"/>
+      <w:tblCellMar>
+        <w:top w:w="0.0" w:type="dxa"/>
+        <w:left w:w="108.0" w:type="dxa"/>
+        <w:bottom w:w="0.0" w:type="dxa"/>
+        <w:right w:w="108.0" w:type="dxa"/>
+      </w:tblCellMar>
+    </w:tblPr>
+  </w:style>
+  <w:style w:type="table" w:styleId="Table14">
+    <w:basedOn w:val="TableNormal"/>
+    <w:rPr>
+      <w:sz w:val="22"/>
+      <w:szCs w:val="22"/>
+    </w:rPr>
+    <w:tblPr>
+      <w:tblStyleRowBandSize w:val="1"/>
+      <w:tblStyleColBandSize w:val="1"/>
+      <w:tblCellMar>
+        <w:top w:w="0.0" w:type="dxa"/>
+        <w:left w:w="108.0" w:type="dxa"/>
+        <w:bottom w:w="0.0" w:type="dxa"/>
+        <w:right w:w="108.0" w:type="dxa"/>
+      </w:tblCellMar>
+    </w:tblPr>
+  </w:style>
+  <w:style w:type="table" w:styleId="Table15">
+    <w:basedOn w:val="TableNormal"/>
+    <w:rPr>
+      <w:sz w:val="22"/>
+      <w:szCs w:val="22"/>
+    </w:rPr>
+    <w:tblPr>
+      <w:tblStyleRowBandSize w:val="1"/>
+      <w:tblStyleColBandSize w:val="1"/>
+      <w:tblCellMar>
+        <w:top w:w="0.0" w:type="dxa"/>
+        <w:left w:w="108.0" w:type="dxa"/>
+        <w:bottom w:w="0.0" w:type="dxa"/>
+        <w:right w:w="108.0" w:type="dxa"/>
+      </w:tblCellMar>
+    </w:tblPr>
+  </w:style>
+  <w:style w:type="table" w:styleId="Table16">
+    <w:basedOn w:val="TableNormal"/>
+    <w:rPr>
+      <w:sz w:val="22"/>
+      <w:szCs w:val="22"/>
+    </w:rPr>
+    <w:tblPr>
+      <w:tblStyleRowBandSize w:val="1"/>
+      <w:tblStyleColBandSize w:val="1"/>
+      <w:tblCellMar>
+        <w:top w:w="0.0" w:type="dxa"/>
+        <w:left w:w="108.0" w:type="dxa"/>
+        <w:bottom w:w="0.0" w:type="dxa"/>
+        <w:right w:w="108.0" w:type="dxa"/>
+      </w:tblCellMar>
+    </w:tblPr>
+  </w:style>
+  <w:style w:type="table" w:styleId="Table17">
+    <w:basedOn w:val="TableNormal"/>
+    <w:rPr>
+      <w:sz w:val="22"/>
+      <w:szCs w:val="22"/>
+    </w:rPr>
+    <w:tblPr>
+      <w:tblStyleRowBandSize w:val="1"/>
+      <w:tblStyleColBandSize w:val="1"/>
+      <w:tblCellMar>
+        <w:top w:w="0.0" w:type="dxa"/>
+        <w:left w:w="108.0" w:type="dxa"/>
+        <w:bottom w:w="0.0" w:type="dxa"/>
+        <w:right w:w="108.0" w:type="dxa"/>
+      </w:tblCellMar>
+    </w:tblPr>
+  </w:style>
   <w:style w:type="paragraph" w:styleId="Subtitle">
     <w:name w:val="Subtitle"/>
     <w:basedOn w:val="Normal"/>
@@ -11246,19 +11968,9 @@
   </w:style>
   <w:style w:type="table" w:styleId="Table12">
     <w:basedOn w:val="TableNormal"/>
-    <w:rPr>
-      <w:sz w:val="22"/>
-      <w:szCs w:val="22"/>
-    </w:rPr>
     <w:tblPr>
       <w:tblStyleRowBandSize w:val="1"/>
       <w:tblStyleColBandSize w:val="1"/>
-      <w:tblCellMar>
-        <w:top w:w="0.0" w:type="dxa"/>
-        <w:left w:w="108.0" w:type="dxa"/>
-        <w:bottom w:w="0.0" w:type="dxa"/>
-        <w:right w:w="108.0" w:type="dxa"/>
-      </w:tblCellMar>
     </w:tblPr>
   </w:style>
   <w:style w:type="table" w:styleId="Table13">
@@ -11646,7 +12358,7 @@
 
 <file path=customXML/item1.xml><?xml version="1.0" encoding="utf-8"?>
 <go:gDocsCustomXmlDataStorage xmlns:go="http://customooxmlschemas.google.com/" xmlns:r="http://schemas.openxmlformats.org/officeDocument/2006/relationships" uri="GoogleDocsCustomDataVersion2">
-  <go:docsCustomData xmlns:go="http://customooxmlschemas.google.com/" roundtripDataSignature="AMtx7mgHho1YaVaZJTAINz36zxn55p7wkA==">CgMxLjA4AHIhMUI1R0x3ZTQyWjZlVGVDWmRjeXhzQ2lMcUlmMHF5a3k4</go:docsCustomData>
+  <go:docsCustomData xmlns:go="http://customooxmlschemas.google.com/" roundtripDataSignature="AMtx7mgt0nVYjiQucPnEi6C1RiSy5cck3A==">CgMxLjAaHwoBMBIaChgICVIUChJ0YWJsZS51ZmIycXZwMHNsd3I4AHIhMUp6WFBJN0dha3llOEk2a1VEcHo5WUwzaDdIam0yWEpz</go:docsCustomData>
 </go:gDocsCustomXmlDataStorage>
 </file>
 
